--- a/CV/agentCV_20260728.docx
+++ b/CV/agentCV_20260728.docx
@@ -23,13 +23,23 @@
           <w:sz w:val="28"/>
           <w:szCs w:val="28"/>
         </w:rPr>
-        <w:t xml:space="preserve">李乐岩 </w:t>
+        <w:t>李乐岩</w:t>
+      </w:r>
+      <w:r>
+        <w:rPr>
+          <w:rFonts w:ascii="Tahoma" w:hAnsi="Tahoma" w:cs="Tahoma"/>
+          <w:b/>
+          <w:bCs/>
+          <w:sz w:val="28"/>
+          <w:szCs w:val="28"/>
+        </w:rPr>
+        <w:t xml:space="preserve"> </w:t>
       </w:r>
     </w:p>
     <w:p>
       <w:pPr>
         <w:rPr>
-          <w:rFonts w:ascii="Tahoma" w:hAnsi="Tahoma" w:cs="Tahoma"/>
+          <w:rFonts w:ascii="Tahoma" w:hAnsi="Tahoma" w:cs="Tahoma" w:hint="eastAsia"/>
           <w:szCs w:val="21"/>
         </w:rPr>
       </w:pPr>
@@ -79,11 +89,170 @@
       <w:pPr>
         <w:rPr>
           <w:rFonts w:ascii="Tahoma" w:hAnsi="Tahoma" w:cs="Tahoma"/>
-          <w:b/>
-          <w:bCs/>
-          <w:szCs w:val="21"/>
-        </w:rPr>
-      </w:pPr>
+          <w:szCs w:val="21"/>
+        </w:rPr>
+      </w:pPr>
+      <w:r>
+        <w:rPr>
+          <w:rFonts w:ascii="Tahoma" w:hAnsi="Tahoma" w:cs="Tahoma"/>
+          <w:b/>
+          <w:bCs/>
+          <w:szCs w:val="21"/>
+        </w:rPr>
+        <w:t>爱丁堡大学</w:t>
+      </w:r>
+      <w:r>
+        <w:rPr>
+          <w:rFonts w:ascii="Tahoma" w:hAnsi="Tahoma" w:cs="Tahoma"/>
+          <w:b/>
+          <w:bCs/>
+          <w:szCs w:val="21"/>
+        </w:rPr>
+        <w:t xml:space="preserve"> University of Edinburgh</w:t>
+      </w:r>
+      <w:r>
+        <w:rPr>
+          <w:rFonts w:ascii="Tahoma" w:hAnsi="Tahoma" w:cs="Tahoma" w:hint="eastAsia"/>
+          <w:b/>
+          <w:bCs/>
+          <w:szCs w:val="21"/>
+        </w:rPr>
+        <w:t xml:space="preserve"> </w:t>
+      </w:r>
+      <w:r>
+        <w:rPr>
+          <w:rFonts w:ascii="Tahoma" w:hAnsi="Tahoma" w:cs="Tahoma"/>
+          <w:szCs w:val="21"/>
+        </w:rPr>
+        <w:t>英国</w:t>
+      </w:r>
+      <w:r>
+        <w:rPr>
+          <w:rFonts w:ascii="Tahoma" w:hAnsi="Tahoma" w:cs="Tahoma"/>
+          <w:szCs w:val="21"/>
+        </w:rPr>
+        <w:t xml:space="preserve"> | 2025.09 – 2026.11</w:t>
+      </w:r>
+      <w:r>
+        <w:rPr>
+          <w:rFonts w:ascii="Tahoma" w:hAnsi="Tahoma" w:cs="Tahoma"/>
+          <w:szCs w:val="21"/>
+        </w:rPr>
+        <w:br/>
+      </w:r>
+      <w:r>
+        <w:rPr>
+          <w:rFonts w:ascii="Tahoma" w:hAnsi="Tahoma" w:cs="Tahoma"/>
+          <w:szCs w:val="21"/>
+        </w:rPr>
+        <w:t>高性能计算与数据科学</w:t>
+      </w:r>
+      <w:r>
+        <w:rPr>
+          <w:rFonts w:ascii="Tahoma" w:hAnsi="Tahoma" w:cs="Tahoma"/>
+          <w:szCs w:val="21"/>
+        </w:rPr>
+        <w:t xml:space="preserve"> </w:t>
+      </w:r>
+      <w:r>
+        <w:rPr>
+          <w:rFonts w:ascii="Tahoma" w:hAnsi="Tahoma" w:cs="Tahoma"/>
+          <w:szCs w:val="21"/>
+        </w:rPr>
+        <w:t>硕士</w:t>
+      </w:r>
+      <w:r>
+        <w:rPr>
+          <w:rFonts w:ascii="Tahoma" w:hAnsi="Tahoma" w:cs="Tahoma"/>
+          <w:szCs w:val="21"/>
+        </w:rPr>
+        <w:br/>
+      </w:r>
+      <w:r>
+        <w:rPr>
+          <w:rFonts w:ascii="Tahoma" w:hAnsi="Tahoma" w:cs="Tahoma"/>
+          <w:szCs w:val="21"/>
+        </w:rPr>
+        <w:t>课程与毕业论文</w:t>
+      </w:r>
+      <w:r>
+        <w:rPr>
+          <w:rFonts w:ascii="Tahoma" w:hAnsi="Tahoma" w:cs="Tahoma"/>
+          <w:szCs w:val="21"/>
+        </w:rPr>
+        <w:t xml:space="preserve"> 2026.08 </w:t>
+      </w:r>
+      <w:r>
+        <w:rPr>
+          <w:rFonts w:ascii="Tahoma" w:hAnsi="Tahoma" w:cs="Tahoma"/>
+          <w:szCs w:val="21"/>
+        </w:rPr>
+        <w:t>完成｜</w:t>
+      </w:r>
+      <w:r>
+        <w:rPr>
+          <w:rFonts w:ascii="Tahoma" w:hAnsi="Tahoma" w:cs="Tahoma"/>
+          <w:b/>
+          <w:bCs/>
+          <w:szCs w:val="21"/>
+        </w:rPr>
+        <w:t>可入</w:t>
+      </w:r>
+      <w:proofErr w:type="gramStart"/>
+      <w:r>
+        <w:rPr>
+          <w:rFonts w:ascii="Tahoma" w:hAnsi="Tahoma" w:cs="Tahoma"/>
+          <w:b/>
+          <w:bCs/>
+          <w:szCs w:val="21"/>
+        </w:rPr>
+        <w:t>职时间</w:t>
+      </w:r>
+      <w:proofErr w:type="gramEnd"/>
+      <w:r>
+        <w:rPr>
+          <w:rFonts w:ascii="Tahoma" w:hAnsi="Tahoma" w:cs="Tahoma"/>
+          <w:b/>
+          <w:bCs/>
+          <w:szCs w:val="21"/>
+        </w:rPr>
+        <w:t xml:space="preserve"> 2026.09.01</w:t>
+      </w:r>
+      <w:r>
+        <w:rPr>
+          <w:rFonts w:ascii="Tahoma" w:hAnsi="Tahoma" w:cs="Tahoma"/>
+          <w:szCs w:val="21"/>
+        </w:rPr>
+        <w:t>｜学位证书</w:t>
+      </w:r>
+      <w:r>
+        <w:rPr>
+          <w:rFonts w:ascii="Tahoma" w:hAnsi="Tahoma" w:cs="Tahoma"/>
+          <w:szCs w:val="21"/>
+        </w:rPr>
+        <w:t xml:space="preserve"> 2026.1</w:t>
+      </w:r>
+      <w:r>
+        <w:rPr>
+          <w:rFonts w:ascii="Tahoma" w:hAnsi="Tahoma" w:cs="Tahoma" w:hint="eastAsia"/>
+          <w:szCs w:val="21"/>
+        </w:rPr>
+        <w:t>2</w:t>
+      </w:r>
+      <w:r>
+        <w:rPr>
+          <w:rFonts w:ascii="Tahoma" w:hAnsi="Tahoma" w:cs="Tahoma"/>
+          <w:szCs w:val="21"/>
+        </w:rPr>
+        <w:t xml:space="preserve"> </w:t>
+      </w:r>
+      <w:r>
+        <w:rPr>
+          <w:rFonts w:ascii="Tahoma" w:hAnsi="Tahoma" w:cs="Tahoma"/>
+          <w:szCs w:val="21"/>
+        </w:rPr>
+        <w:t>获得</w:t>
+      </w:r>
     </w:p>
     <w:p>
       <w:pPr>
@@ -99,7 +268,16 @@
           <w:bCs/>
           <w:szCs w:val="21"/>
         </w:rPr>
-        <w:t xml:space="preserve">爱丁堡大学 University of Edinburgh</w:t>
+        <w:t>利物浦大学</w:t>
+      </w:r>
+      <w:r>
+        <w:rPr>
+          <w:rFonts w:ascii="Tahoma" w:hAnsi="Tahoma" w:cs="Tahoma"/>
+          <w:b/>
+          <w:bCs/>
+          <w:szCs w:val="21"/>
+        </w:rPr>
+        <w:t xml:space="preserve"> University of Liverpool</w:t>
       </w:r>
       <w:r>
         <w:rPr>
@@ -115,11 +293,56 @@
           <w:rFonts w:ascii="Tahoma" w:hAnsi="Tahoma" w:cs="Tahoma"/>
           <w:szCs w:val="21"/>
         </w:rPr>
-        <w:t xml:space="preserve">英国 | 2025.09 – 2026.11</w:t>
+        <w:t>英国</w:t>
+      </w:r>
+      <w:r>
+        <w:rPr>
+          <w:rFonts w:ascii="Tahoma" w:hAnsi="Tahoma" w:cs="Tahoma"/>
+          <w:szCs w:val="21"/>
+        </w:rPr>
+        <w:t xml:space="preserve"> | 2023.09 – 2025.06</w:t>
+      </w:r>
+      <w:r>
+        <w:rPr>
+          <w:rFonts w:ascii="Tahoma" w:hAnsi="Tahoma" w:cs="Tahoma"/>
+          <w:szCs w:val="21"/>
+        </w:rPr>
         <w:br/>
-        <w:t xml:space="preserve">高性能计算与数据科学 硕士</w:t>
-        <w:br/>
-        <w:t xml:space="preserve">课程与毕业论文 2026.08 完成｜可入职时间 2026.09.01｜学位证书 2026.11 获得</w:t>
+      </w:r>
+      <w:r>
+        <w:rPr>
+          <w:rFonts w:ascii="Tahoma" w:hAnsi="Tahoma" w:cs="Tahoma"/>
+          <w:szCs w:val="21"/>
+        </w:rPr>
+        <w:t>计算机科学</w:t>
+      </w:r>
+      <w:r>
+        <w:rPr>
+          <w:rFonts w:ascii="Tahoma" w:hAnsi="Tahoma" w:cs="Tahoma"/>
+          <w:szCs w:val="21"/>
+        </w:rPr>
+        <w:t xml:space="preserve"> </w:t>
+      </w:r>
+      <w:r>
+        <w:rPr>
+          <w:rFonts w:ascii="Tahoma" w:hAnsi="Tahoma" w:cs="Tahoma"/>
+          <w:szCs w:val="21"/>
+        </w:rPr>
+        <w:t>本科，西交利物浦大学</w:t>
+      </w:r>
+      <w:r>
+        <w:rPr>
+          <w:rFonts w:ascii="Tahoma" w:hAnsi="Tahoma" w:cs="Tahoma"/>
+          <w:szCs w:val="21"/>
+        </w:rPr>
+        <w:t xml:space="preserve"> 2+2 </w:t>
+      </w:r>
+      <w:r>
+        <w:rPr>
+          <w:rFonts w:ascii="Tahoma" w:hAnsi="Tahoma" w:cs="Tahoma"/>
+          <w:szCs w:val="21"/>
+        </w:rPr>
+        <w:t>项目，一等荣誉学位</w:t>
       </w:r>
     </w:p>
     <w:p>
@@ -132,92 +355,101 @@
       <w:r>
         <w:rPr>
           <w:rFonts w:ascii="Tahoma" w:hAnsi="Tahoma" w:cs="Tahoma"/>
-          <w:b/>
-          <w:bCs/>
-          <w:szCs w:val="21"/>
-        </w:rPr>
-        <w:t xml:space="preserve">利物浦大学 University of Liverpool</w:t>
-      </w:r>
+          <w:szCs w:val="21"/>
+        </w:rPr>
+        <w:pict w14:anchorId="768CA768">
+          <v:rect id="_x0000_i1025" style="width:0;height:1.5pt" o:hralign="center" o:hrstd="t" o:hr="t" fillcolor="#a0a0a0" stroked="f"/>
+        </w:pict>
+      </w:r>
+      <w:bookmarkEnd w:id="0"/>
       <w:r>
         <w:rPr>
           <w:rFonts w:ascii="Tahoma" w:hAnsi="Tahoma" w:cs="Tahoma" w:hint="eastAsia"/>
           <w:b/>
           <w:bCs/>
-          <w:szCs w:val="21"/>
-        </w:rPr>
-        <w:t xml:space="preserve"> </w:t>
-      </w:r>
-      <w:r>
-        <w:rPr>
-          <w:rFonts w:ascii="Tahoma" w:hAnsi="Tahoma" w:cs="Tahoma"/>
-          <w:szCs w:val="21"/>
-        </w:rPr>
-        <w:t xml:space="preserve">英国 | 2023.09 – 2025.06</w:t>
+          <w:sz w:val="24"/>
+          <w:szCs w:val="24"/>
+        </w:rPr>
+        <w:t>项目经历：</w:t>
+      </w:r>
+      <w:r>
+        <w:rPr>
+          <w:rFonts w:ascii="Tahoma" w:hAnsi="Tahoma" w:cs="Tahoma"/>
+          <w:b/>
+          <w:bCs/>
+          <w:sz w:val="24"/>
+          <w:szCs w:val="24"/>
+        </w:rPr>
         <w:br/>
-        <w:t xml:space="preserve">计算机科学 本科，西交利物浦大学 2+2 项目，一等荣誉学位</w:t>
+      </w:r>
+      <w:r>
+        <w:rPr>
+          <w:rFonts w:ascii="Tahoma" w:hAnsi="Tahoma" w:cs="Tahoma"/>
+          <w:b/>
+          <w:bCs/>
+          <w:sz w:val="22"/>
+        </w:rPr>
+        <w:t>面向</w:t>
+      </w:r>
+      <w:r>
+        <w:rPr>
+          <w:rFonts w:ascii="Tahoma" w:hAnsi="Tahoma" w:cs="Tahoma"/>
+          <w:b/>
+          <w:bCs/>
+          <w:sz w:val="22"/>
+        </w:rPr>
+        <w:t xml:space="preserve"> HPC Benchmark </w:t>
+      </w:r>
+      <w:r>
+        <w:rPr>
+          <w:rFonts w:ascii="Tahoma" w:hAnsi="Tahoma" w:cs="Tahoma"/>
+          <w:b/>
+          <w:bCs/>
+          <w:sz w:val="22"/>
+        </w:rPr>
+        <w:t>的</w:t>
+      </w:r>
+      <w:r>
+        <w:rPr>
+          <w:rFonts w:ascii="Tahoma" w:hAnsi="Tahoma" w:cs="Tahoma"/>
+          <w:b/>
+          <w:bCs/>
+          <w:sz w:val="22"/>
+        </w:rPr>
+        <w:t xml:space="preserve"> Agent </w:t>
+      </w:r>
+      <w:r>
+        <w:rPr>
+          <w:rFonts w:ascii="Tahoma" w:hAnsi="Tahoma" w:cs="Tahoma"/>
+          <w:b/>
+          <w:bCs/>
+          <w:sz w:val="22"/>
+        </w:rPr>
+        <w:t>式性能分析系统（</w:t>
+      </w:r>
+      <w:r>
+        <w:rPr>
+          <w:rFonts w:ascii="Tahoma" w:hAnsi="Tahoma" w:cs="Tahoma"/>
+          <w:b/>
+          <w:bCs/>
+          <w:sz w:val="22"/>
+        </w:rPr>
+        <w:t xml:space="preserve">GitHub </w:t>
+      </w:r>
+      <w:r>
+        <w:rPr>
+          <w:rFonts w:ascii="Tahoma" w:hAnsi="Tahoma" w:cs="Tahoma"/>
+          <w:b/>
+          <w:bCs/>
+          <w:sz w:val="22"/>
+        </w:rPr>
+        <w:t>开源、可复现）</w:t>
       </w:r>
     </w:p>
     <w:p>
       <w:pPr>
         <w:rPr>
           <w:rFonts w:ascii="Tahoma" w:hAnsi="Tahoma" w:cs="Tahoma"/>
-          <w:szCs w:val="21"/>
-        </w:rPr>
-      </w:pPr>
-      <w:r>
-        <w:rPr>
-          <w:rFonts w:ascii="Tahoma" w:hAnsi="Tahoma" w:cs="Tahoma"/>
-          <w:szCs w:val="21"/>
-        </w:rPr>
-        <w:pict w14:anchorId="768CA768">
-          <v:rect id="_x0000_i1026" style="width:0;height:1.5pt" o:hralign="center" o:hrstd="t" o:hr="t" fillcolor="#a0a0a0" stroked="f"/>
-        </w:pict>
-      </w:r>
-    </w:p>
-    <w:bookmarkEnd w:id="0"/>
-    <w:p>
-      <w:pPr>
-        <w:rPr>
-          <w:rFonts w:ascii="Tahoma" w:hAnsi="Tahoma" w:cs="Tahoma"/>
-          <w:b/>
-          <w:bCs/>
-          <w:sz w:val="22"/>
-        </w:rPr>
-      </w:pPr>
-      <w:r>
-        <w:rPr>
-          <w:rFonts w:ascii="Tahoma" w:hAnsi="Tahoma" w:cs="Tahoma" w:hint="eastAsia"/>
-          <w:b/>
-          <w:bCs/>
-          <w:sz w:val="24"/>
-          <w:szCs w:val="24"/>
-        </w:rPr>
-        <w:t>项目经历：</w:t>
-      </w:r>
-      <w:r>
-        <w:rPr>
-          <w:rFonts w:ascii="Tahoma" w:hAnsi="Tahoma" w:cs="Tahoma"/>
-          <w:b/>
-          <w:bCs/>
-          <w:sz w:val="24"/>
-          <w:szCs w:val="24"/>
-        </w:rPr>
-        <w:br/>
-      </w:r>
-      <w:r>
-        <w:rPr>
-          <w:rFonts w:ascii="Tahoma" w:hAnsi="Tahoma" w:cs="Tahoma"/>
-          <w:b/>
-          <w:bCs/>
-          <w:sz w:val="22"/>
-        </w:rPr>
-        <w:t xml:space="preserve">面向 HPC Benchmark 的 Agent 式性能分析系统（GitHub 开源、可复现）</w:t>
-      </w:r>
-    </w:p>
-    <w:p>
-      <w:pPr>
-        <w:rPr>
-          <w:rFonts w:ascii="Tahoma" w:hAnsi="Tahoma" w:cs="Tahoma"/>
           <w:sz w:val="22"/>
         </w:rPr>
       </w:pPr>
@@ -235,9 +467,261 @@
           <w:rFonts w:ascii="Tahoma" w:hAnsi="Tahoma" w:cs="Tahoma"/>
           <w:sz w:val="22"/>
         </w:rPr>
-        <w:t xml:space="preserve">基于真实 ARCHER2 超算上的 PETSc benchmark 运行数据，构建"确定性工具 + 可评测路由"的 Agent 式性能分析系统：将 benchmark 结果结构化为 SQLite 数据库，把性能分析任务封装为确定性分析工具，用中文规则 router 作为可验证 baseline，通过 CLI 以中文完成最优配置查询、模式对比与扩展性报告生成；进一步接入 LLM function calling router，用自建 30 问五类中文评测集对两种 router 打分——规则 83.3%、LLM 100%，并由消融实验定位分数主要来源为 system prompt 而非模型本身。代码与评测集开源：</w:t>
-      </w:r>
-      <w:hyperlink r:id="rId11" w:history="1">
+        <w:t>基于真实</w:t>
+      </w:r>
+      <w:r>
+        <w:rPr>
+          <w:rFonts w:ascii="Tahoma" w:hAnsi="Tahoma" w:cs="Tahoma"/>
+          <w:sz w:val="22"/>
+        </w:rPr>
+        <w:t xml:space="preserve"> ARCHER2 </w:t>
+      </w:r>
+      <w:r>
+        <w:rPr>
+          <w:rFonts w:ascii="Tahoma" w:hAnsi="Tahoma" w:cs="Tahoma"/>
+          <w:sz w:val="22"/>
+        </w:rPr>
+        <w:t>超算上的</w:t>
+      </w:r>
+      <w:r>
+        <w:rPr>
+          <w:rFonts w:ascii="Tahoma" w:hAnsi="Tahoma" w:cs="Tahoma"/>
+          <w:sz w:val="22"/>
+        </w:rPr>
+        <w:t xml:space="preserve"> PETSc benchmark </w:t>
+      </w:r>
+      <w:r>
+        <w:rPr>
+          <w:rFonts w:ascii="Tahoma" w:hAnsi="Tahoma" w:cs="Tahoma"/>
+          <w:sz w:val="22"/>
+        </w:rPr>
+        <w:t>运行数据，构建</w:t>
+      </w:r>
+      <w:r>
+        <w:rPr>
+          <w:rFonts w:ascii="Tahoma" w:hAnsi="Tahoma" w:cs="Tahoma"/>
+          <w:sz w:val="22"/>
+        </w:rPr>
+        <w:t>"</w:t>
+      </w:r>
+      <w:r>
+        <w:rPr>
+          <w:rFonts w:ascii="Tahoma" w:hAnsi="Tahoma" w:cs="Tahoma"/>
+          <w:sz w:val="22"/>
+        </w:rPr>
+        <w:t>确定性工具</w:t>
+      </w:r>
+      <w:r>
+        <w:rPr>
+          <w:rFonts w:ascii="Tahoma" w:hAnsi="Tahoma" w:cs="Tahoma"/>
+          <w:sz w:val="22"/>
+        </w:rPr>
+        <w:t xml:space="preserve"> + </w:t>
+      </w:r>
+      <w:r>
+        <w:rPr>
+          <w:rFonts w:ascii="Tahoma" w:hAnsi="Tahoma" w:cs="Tahoma"/>
+          <w:sz w:val="22"/>
+        </w:rPr>
+        <w:t>可评测路由</w:t>
+      </w:r>
+      <w:r>
+        <w:rPr>
+          <w:rFonts w:ascii="Tahoma" w:hAnsi="Tahoma" w:cs="Tahoma"/>
+          <w:sz w:val="22"/>
+        </w:rPr>
+        <w:t>"</w:t>
+      </w:r>
+      <w:r>
+        <w:rPr>
+          <w:rFonts w:ascii="Tahoma" w:hAnsi="Tahoma" w:cs="Tahoma"/>
+          <w:sz w:val="22"/>
+        </w:rPr>
+        <w:t>的</w:t>
+      </w:r>
+      <w:r>
+        <w:rPr>
+          <w:rFonts w:ascii="Tahoma" w:hAnsi="Tahoma" w:cs="Tahoma"/>
+          <w:sz w:val="22"/>
+        </w:rPr>
+        <w:t xml:space="preserve"> Agent </w:t>
+      </w:r>
+      <w:r>
+        <w:rPr>
+          <w:rFonts w:ascii="Tahoma" w:hAnsi="Tahoma" w:cs="Tahoma"/>
+          <w:sz w:val="22"/>
+        </w:rPr>
+        <w:t>式性能分析系统：将</w:t>
+      </w:r>
+      <w:r>
+        <w:rPr>
+          <w:rFonts w:ascii="Tahoma" w:hAnsi="Tahoma" w:cs="Tahoma"/>
+          <w:sz w:val="22"/>
+        </w:rPr>
+        <w:t xml:space="preserve"> benchmark </w:t>
+      </w:r>
+      <w:r>
+        <w:rPr>
+          <w:rFonts w:ascii="Tahoma" w:hAnsi="Tahoma" w:cs="Tahoma"/>
+          <w:sz w:val="22"/>
+        </w:rPr>
+        <w:t>结果结构化为</w:t>
+      </w:r>
+      <w:r>
+        <w:rPr>
+          <w:rFonts w:ascii="Tahoma" w:hAnsi="Tahoma" w:cs="Tahoma"/>
+          <w:sz w:val="22"/>
+        </w:rPr>
+        <w:t xml:space="preserve"> SQLite </w:t>
+      </w:r>
+      <w:r>
+        <w:rPr>
+          <w:rFonts w:ascii="Tahoma" w:hAnsi="Tahoma" w:cs="Tahoma"/>
+          <w:sz w:val="22"/>
+        </w:rPr>
+        <w:t>数据库，把性能分析任务封装为确定性分析工具，用中文规则</w:t>
+      </w:r>
+      <w:r>
+        <w:rPr>
+          <w:rFonts w:ascii="Tahoma" w:hAnsi="Tahoma" w:cs="Tahoma"/>
+          <w:sz w:val="22"/>
+        </w:rPr>
+        <w:t xml:space="preserve"> router </w:t>
+      </w:r>
+      <w:r>
+        <w:rPr>
+          <w:rFonts w:ascii="Tahoma" w:hAnsi="Tahoma" w:cs="Tahoma"/>
+          <w:sz w:val="22"/>
+        </w:rPr>
+        <w:t>作为可验证</w:t>
+      </w:r>
+      <w:r>
+        <w:rPr>
+          <w:rFonts w:ascii="Tahoma" w:hAnsi="Tahoma" w:cs="Tahoma"/>
+          <w:sz w:val="22"/>
+        </w:rPr>
+        <w:t xml:space="preserve"> baseline</w:t>
+      </w:r>
+      <w:r>
+        <w:rPr>
+          <w:rFonts w:ascii="Tahoma" w:hAnsi="Tahoma" w:cs="Tahoma"/>
+          <w:sz w:val="22"/>
+        </w:rPr>
+        <w:t>，通过</w:t>
+      </w:r>
+      <w:r>
+        <w:rPr>
+          <w:rFonts w:ascii="Tahoma" w:hAnsi="Tahoma" w:cs="Tahoma"/>
+          <w:sz w:val="22"/>
+        </w:rPr>
+        <w:t xml:space="preserve"> CLI </w:t>
+      </w:r>
+      <w:r>
+        <w:rPr>
+          <w:rFonts w:ascii="Tahoma" w:hAnsi="Tahoma" w:cs="Tahoma"/>
+          <w:sz w:val="22"/>
+        </w:rPr>
+        <w:t>以中文完成最优配置查询、模式对比与扩展性报告生成；进一步接入</w:t>
+      </w:r>
+      <w:r>
+        <w:rPr>
+          <w:rFonts w:ascii="Tahoma" w:hAnsi="Tahoma" w:cs="Tahoma"/>
+          <w:sz w:val="22"/>
+        </w:rPr>
+        <w:t xml:space="preserve"> LLM function calling router</w:t>
+      </w:r>
+      <w:r>
+        <w:rPr>
+          <w:rFonts w:ascii="Tahoma" w:hAnsi="Tahoma" w:cs="Tahoma"/>
+          <w:sz w:val="22"/>
+        </w:rPr>
+        <w:t>，用自建</w:t>
+      </w:r>
+      <w:r>
+        <w:rPr>
+          <w:rFonts w:ascii="Tahoma" w:hAnsi="Tahoma" w:cs="Tahoma"/>
+          <w:sz w:val="22"/>
+        </w:rPr>
+        <w:t xml:space="preserve"> 30 </w:t>
+      </w:r>
+      <w:r>
+        <w:rPr>
+          <w:rFonts w:ascii="Tahoma" w:hAnsi="Tahoma" w:cs="Tahoma"/>
+          <w:sz w:val="22"/>
+        </w:rPr>
+        <w:t>问五类中文评测集对两种</w:t>
+      </w:r>
+      <w:r>
+        <w:rPr>
+          <w:rFonts w:ascii="Tahoma" w:hAnsi="Tahoma" w:cs="Tahoma"/>
+          <w:sz w:val="22"/>
+        </w:rPr>
+        <w:t xml:space="preserve"> router </w:t>
+      </w:r>
+      <w:r>
+        <w:rPr>
+          <w:rFonts w:ascii="Tahoma" w:hAnsi="Tahoma" w:cs="Tahoma"/>
+          <w:sz w:val="22"/>
+        </w:rPr>
+        <w:t>打分</w:t>
+      </w:r>
+      <w:r>
+        <w:rPr>
+          <w:rFonts w:ascii="Tahoma" w:hAnsi="Tahoma" w:cs="Tahoma"/>
+          <w:sz w:val="22"/>
+        </w:rPr>
+        <w:t>——</w:t>
+      </w:r>
+      <w:r>
+        <w:rPr>
+          <w:rFonts w:ascii="Tahoma" w:hAnsi="Tahoma" w:cs="Tahoma"/>
+          <w:sz w:val="22"/>
+        </w:rPr>
+        <w:t>规则</w:t>
+      </w:r>
+      <w:r>
+        <w:rPr>
+          <w:rFonts w:ascii="Tahoma" w:hAnsi="Tahoma" w:cs="Tahoma"/>
+          <w:sz w:val="22"/>
+        </w:rPr>
+        <w:t xml:space="preserve"> 83.3%</w:t>
+      </w:r>
+      <w:r>
+        <w:rPr>
+          <w:rFonts w:ascii="Tahoma" w:hAnsi="Tahoma" w:cs="Tahoma"/>
+          <w:sz w:val="22"/>
+        </w:rPr>
+        <w:t>、</w:t>
+      </w:r>
+      <w:r>
+        <w:rPr>
+          <w:rFonts w:ascii="Tahoma" w:hAnsi="Tahoma" w:cs="Tahoma"/>
+          <w:sz w:val="22"/>
+        </w:rPr>
+        <w:t>LLM 100%</w:t>
+      </w:r>
+      <w:r>
+        <w:rPr>
+          <w:rFonts w:ascii="Tahoma" w:hAnsi="Tahoma" w:cs="Tahoma"/>
+          <w:sz w:val="22"/>
+        </w:rPr>
+        <w:t>，并由消融实验定位分数主要来源为</w:t>
+      </w:r>
+      <w:r>
+        <w:rPr>
+          <w:rFonts w:ascii="Tahoma" w:hAnsi="Tahoma" w:cs="Tahoma"/>
+          <w:sz w:val="22"/>
+        </w:rPr>
+        <w:t xml:space="preserve"> system prompt </w:t>
+      </w:r>
+      <w:r>
+        <w:rPr>
+          <w:rFonts w:ascii="Tahoma" w:hAnsi="Tahoma" w:cs="Tahoma"/>
+          <w:sz w:val="22"/>
+        </w:rPr>
+        <w:t>而非模型本身。代码与评测集开源：</w:t>
+      </w:r>
+      <w:hyperlink r:id="rId9" w:history="1">
         <w:r>
           <w:rPr>
             <w:rStyle w:val="af2"/>
@@ -265,8 +749,196 @@
           <w:sz w:val="22"/>
         </w:rPr>
         <w:t>技术栈：</w:t>
+      </w:r>
+      <w:r>
+        <w:rPr>
+          <w:rFonts w:ascii="Tahoma" w:hAnsi="Tahoma" w:cs="Tahoma"/>
+          <w:b/>
+          <w:bCs/>
+          <w:sz w:val="22"/>
+        </w:rPr>
         <w:br/>
-        <w:t xml:space="preserve">Python、SQLite、pytest、OpenAI SDK（function calling）、PETSc、MPI、OpenMP、Slurm、Git、Linux</w:t>
+        <w:t>Python</w:t>
+      </w:r>
+      <w:r>
+        <w:rPr>
+          <w:rFonts w:ascii="Tahoma" w:hAnsi="Tahoma" w:cs="Tahoma"/>
+          <w:b/>
+          <w:bCs/>
+          <w:sz w:val="22"/>
+        </w:rPr>
+        <w:t>、</w:t>
+      </w:r>
+      <w:r>
+        <w:rPr>
+          <w:rFonts w:ascii="Tahoma" w:hAnsi="Tahoma" w:cs="Tahoma"/>
+          <w:b/>
+          <w:bCs/>
+          <w:sz w:val="22"/>
+        </w:rPr>
+        <w:t>SQLite</w:t>
+      </w:r>
+      <w:r>
+        <w:rPr>
+          <w:rFonts w:ascii="Tahoma" w:hAnsi="Tahoma" w:cs="Tahoma"/>
+          <w:b/>
+          <w:bCs/>
+          <w:sz w:val="22"/>
+        </w:rPr>
+        <w:t>、</w:t>
+      </w:r>
+      <w:r>
+        <w:rPr>
+          <w:rFonts w:ascii="Tahoma" w:hAnsi="Tahoma" w:cs="Tahoma"/>
+          <w:b/>
+          <w:bCs/>
+          <w:sz w:val="22"/>
+        </w:rPr>
+        <w:t>pytest</w:t>
+      </w:r>
+      <w:r>
+        <w:rPr>
+          <w:rFonts w:ascii="Tahoma" w:hAnsi="Tahoma" w:cs="Tahoma"/>
+          <w:b/>
+          <w:bCs/>
+          <w:sz w:val="22"/>
+        </w:rPr>
+        <w:t>、</w:t>
+      </w:r>
+      <w:r>
+        <w:rPr>
+          <w:rFonts w:ascii="Tahoma" w:hAnsi="Tahoma" w:cs="Tahoma"/>
+          <w:b/>
+          <w:bCs/>
+          <w:sz w:val="22"/>
+        </w:rPr>
+        <w:t>OpenAI SDK</w:t>
+      </w:r>
+      <w:r>
+        <w:rPr>
+          <w:rFonts w:ascii="Tahoma" w:hAnsi="Tahoma" w:cs="Tahoma"/>
+          <w:b/>
+          <w:bCs/>
+          <w:sz w:val="22"/>
+        </w:rPr>
+        <w:t>（</w:t>
+      </w:r>
+      <w:r>
+        <w:rPr>
+          <w:rFonts w:ascii="Tahoma" w:hAnsi="Tahoma" w:cs="Tahoma"/>
+          <w:b/>
+          <w:bCs/>
+          <w:sz w:val="22"/>
+        </w:rPr>
+        <w:t>function calling</w:t>
+      </w:r>
+      <w:r>
+        <w:rPr>
+          <w:rFonts w:ascii="Tahoma" w:hAnsi="Tahoma" w:cs="Tahoma"/>
+          <w:b/>
+          <w:bCs/>
+          <w:sz w:val="22"/>
+        </w:rPr>
+        <w:t>）、</w:t>
+      </w:r>
+      <w:r>
+        <w:rPr>
+          <w:rFonts w:ascii="Tahoma" w:hAnsi="Tahoma" w:cs="Tahoma"/>
+          <w:b/>
+          <w:bCs/>
+          <w:sz w:val="22"/>
+        </w:rPr>
+        <w:t>PETSc</w:t>
+      </w:r>
+      <w:r>
+        <w:rPr>
+          <w:rFonts w:ascii="Tahoma" w:hAnsi="Tahoma" w:cs="Tahoma"/>
+          <w:b/>
+          <w:bCs/>
+          <w:sz w:val="22"/>
+        </w:rPr>
+        <w:t>、</w:t>
+      </w:r>
+      <w:r>
+        <w:rPr>
+          <w:rFonts w:ascii="Tahoma" w:hAnsi="Tahoma" w:cs="Tahoma"/>
+          <w:b/>
+          <w:bCs/>
+          <w:sz w:val="22"/>
+        </w:rPr>
+        <w:t>MPI</w:t>
+      </w:r>
+      <w:r>
+        <w:rPr>
+          <w:rFonts w:ascii="Tahoma" w:hAnsi="Tahoma" w:cs="Tahoma"/>
+          <w:b/>
+          <w:bCs/>
+          <w:sz w:val="22"/>
+        </w:rPr>
+        <w:t>、</w:t>
+      </w:r>
+      <w:r>
+        <w:rPr>
+          <w:rFonts w:ascii="Tahoma" w:hAnsi="Tahoma" w:cs="Tahoma"/>
+          <w:b/>
+          <w:bCs/>
+          <w:sz w:val="22"/>
+        </w:rPr>
+        <w:t>OpenMP</w:t>
+      </w:r>
+      <w:r>
+        <w:rPr>
+          <w:rFonts w:ascii="Tahoma" w:hAnsi="Tahoma" w:cs="Tahoma"/>
+          <w:b/>
+          <w:bCs/>
+          <w:sz w:val="22"/>
+        </w:rPr>
+        <w:t>、</w:t>
+      </w:r>
+      <w:r>
+        <w:rPr>
+          <w:rFonts w:ascii="Tahoma" w:hAnsi="Tahoma" w:cs="Tahoma"/>
+          <w:b/>
+          <w:bCs/>
+          <w:sz w:val="22"/>
+        </w:rPr>
+        <w:t>Slurm</w:t>
+      </w:r>
+      <w:r>
+        <w:rPr>
+          <w:rFonts w:ascii="Tahoma" w:hAnsi="Tahoma" w:cs="Tahoma"/>
+          <w:b/>
+          <w:bCs/>
+          <w:sz w:val="22"/>
+        </w:rPr>
+        <w:t>、</w:t>
+      </w:r>
+      <w:r>
+        <w:rPr>
+          <w:rFonts w:ascii="Tahoma" w:hAnsi="Tahoma" w:cs="Tahoma"/>
+          <w:b/>
+          <w:bCs/>
+          <w:sz w:val="22"/>
+        </w:rPr>
+        <w:t>Git</w:t>
+      </w:r>
+      <w:r>
+        <w:rPr>
+          <w:rFonts w:ascii="Tahoma" w:hAnsi="Tahoma" w:cs="Tahoma"/>
+          <w:b/>
+          <w:bCs/>
+          <w:sz w:val="22"/>
+        </w:rPr>
+        <w:t>、</w:t>
+      </w:r>
+      <w:r>
+        <w:rPr>
+          <w:rFonts w:ascii="Tahoma" w:hAnsi="Tahoma" w:cs="Tahoma"/>
+          <w:b/>
+          <w:bCs/>
+          <w:sz w:val="22"/>
+        </w:rPr>
+        <w:t>Linux</w:t>
       </w:r>
     </w:p>
     <w:p>
@@ -296,15 +968,113 @@
         </w:numPr>
         <w:rPr>
           <w:rFonts w:ascii="Tahoma" w:hAnsi="Tahoma" w:cs="Tahoma"/>
-          <w:sz w:val="22"/>
-        </w:rPr>
-      </w:pPr>
-      <w:r>
-        <w:rPr>
-          <w:rFonts w:ascii="Tahoma" w:hAnsi="Tahoma" w:cs="Tahoma"/>
-          <w:sz w:val="22"/>
-        </w:rPr>
-        <w:t xml:space="preserve">设计分层架构：数据导入层（CSV → SQLite）、指标层（speedup / parallel efficiency）、工具层（最优配置查询、模式对比、扩展性报告）、路由层（规则与 LLM function calling 双实现、输出严格同构）、可观测层（trace_id + 事件流）与 CLI 层；各层输入输出合同由 165 项自动化测试钉死，全量测试离线可跑。</w:t>
+          <w:sz w:val="20"/>
+          <w:szCs w:val="20"/>
+        </w:rPr>
+      </w:pPr>
+      <w:r>
+        <w:rPr>
+          <w:rFonts w:ascii="Tahoma" w:hAnsi="Tahoma" w:cs="Tahoma"/>
+          <w:sz w:val="20"/>
+          <w:szCs w:val="20"/>
+        </w:rPr>
+        <w:t>设计分层架构：数据导入层（</w:t>
+      </w:r>
+      <w:r>
+        <w:rPr>
+          <w:rFonts w:ascii="Tahoma" w:hAnsi="Tahoma" w:cs="Tahoma"/>
+          <w:sz w:val="20"/>
+          <w:szCs w:val="20"/>
+        </w:rPr>
+        <w:t>CSV → SQLite</w:t>
+      </w:r>
+      <w:r>
+        <w:rPr>
+          <w:rFonts w:ascii="Tahoma" w:hAnsi="Tahoma" w:cs="Tahoma"/>
+          <w:sz w:val="20"/>
+          <w:szCs w:val="20"/>
+        </w:rPr>
+        <w:t>）、指标层（</w:t>
+      </w:r>
+      <w:r>
+        <w:rPr>
+          <w:rFonts w:ascii="Tahoma" w:hAnsi="Tahoma" w:cs="Tahoma"/>
+          <w:sz w:val="20"/>
+          <w:szCs w:val="20"/>
+        </w:rPr>
+        <w:t>speedup / parallel efficiency</w:t>
+      </w:r>
+      <w:r>
+        <w:rPr>
+          <w:rFonts w:ascii="Tahoma" w:hAnsi="Tahoma" w:cs="Tahoma"/>
+          <w:sz w:val="20"/>
+          <w:szCs w:val="20"/>
+        </w:rPr>
+        <w:t>）、工具层（最优配置查询、模式对比、扩展性报告）、路由层（规则与</w:t>
+      </w:r>
+      <w:r>
+        <w:rPr>
+          <w:rFonts w:ascii="Tahoma" w:hAnsi="Tahoma" w:cs="Tahoma"/>
+          <w:sz w:val="20"/>
+          <w:szCs w:val="20"/>
+        </w:rPr>
+        <w:t xml:space="preserve"> LLM function calling </w:t>
+      </w:r>
+      <w:r>
+        <w:rPr>
+          <w:rFonts w:ascii="Tahoma" w:hAnsi="Tahoma" w:cs="Tahoma"/>
+          <w:sz w:val="20"/>
+          <w:szCs w:val="20"/>
+        </w:rPr>
+        <w:t>双实现、输出严格同构）、可观测层（</w:t>
+      </w:r>
+      <w:r>
+        <w:rPr>
+          <w:rFonts w:ascii="Tahoma" w:hAnsi="Tahoma" w:cs="Tahoma"/>
+          <w:sz w:val="20"/>
+          <w:szCs w:val="20"/>
+        </w:rPr>
+        <w:t xml:space="preserve">trace_id + </w:t>
+      </w:r>
+      <w:r>
+        <w:rPr>
+          <w:rFonts w:ascii="Tahoma" w:hAnsi="Tahoma" w:cs="Tahoma"/>
+          <w:sz w:val="20"/>
+          <w:szCs w:val="20"/>
+        </w:rPr>
+        <w:t>事件流）与</w:t>
+      </w:r>
+      <w:r>
+        <w:rPr>
+          <w:rFonts w:ascii="Tahoma" w:hAnsi="Tahoma" w:cs="Tahoma"/>
+          <w:sz w:val="20"/>
+          <w:szCs w:val="20"/>
+        </w:rPr>
+        <w:t xml:space="preserve"> CLI </w:t>
+      </w:r>
+      <w:r>
+        <w:rPr>
+          <w:rFonts w:ascii="Tahoma" w:hAnsi="Tahoma" w:cs="Tahoma"/>
+          <w:sz w:val="20"/>
+          <w:szCs w:val="20"/>
+        </w:rPr>
+        <w:t>层；各层输入输出合同由</w:t>
+      </w:r>
+      <w:r>
+        <w:rPr>
+          <w:rFonts w:ascii="Tahoma" w:hAnsi="Tahoma" w:cs="Tahoma"/>
+          <w:sz w:val="20"/>
+          <w:szCs w:val="20"/>
+        </w:rPr>
+        <w:t xml:space="preserve"> 165 </w:t>
+      </w:r>
+      <w:r>
+        <w:rPr>
+          <w:rFonts w:ascii="Tahoma" w:hAnsi="Tahoma" w:cs="Tahoma"/>
+          <w:sz w:val="20"/>
+          <w:szCs w:val="20"/>
+        </w:rPr>
+        <w:t>项自动化测试钉死，全量测试离线可跑。</w:t>
       </w:r>
     </w:p>
     <w:p>
@@ -315,15 +1085,203 @@
         </w:numPr>
         <w:rPr>
           <w:rFonts w:ascii="Tahoma" w:hAnsi="Tahoma" w:cs="Tahoma"/>
-          <w:sz w:val="22"/>
-        </w:rPr>
-      </w:pPr>
-      <w:r>
-        <w:rPr>
-          <w:rFonts w:ascii="Tahoma" w:hAnsi="Tahoma" w:cs="Tahoma"/>
-          <w:sz w:val="22"/>
-        </w:rPr>
-        <w:t xml:space="preserve">实现中文规则 router：关键词意图分类 + 问题规模解析（阿拉伯数字、"100万"混写、中文数字"一百万"），缺参数主动追问、超范围明确拒答；输出与 LLM tool call 严格同构（intent + 参数），两种 router 因此可共用一套评测集，CLI 上切换只需改一行 dispatch。</w:t>
+          <w:sz w:val="20"/>
+          <w:szCs w:val="20"/>
+        </w:rPr>
+      </w:pPr>
+      <w:r>
+        <w:rPr>
+          <w:rFonts w:ascii="Tahoma" w:hAnsi="Tahoma" w:cs="Tahoma"/>
+          <w:sz w:val="20"/>
+          <w:szCs w:val="20"/>
+        </w:rPr>
+        <w:t>实现中文规则</w:t>
+      </w:r>
+      <w:r>
+        <w:rPr>
+          <w:rFonts w:ascii="Tahoma" w:hAnsi="Tahoma" w:cs="Tahoma"/>
+          <w:sz w:val="20"/>
+          <w:szCs w:val="20"/>
+        </w:rPr>
+        <w:t xml:space="preserve"> router</w:t>
+      </w:r>
+      <w:r>
+        <w:rPr>
+          <w:rFonts w:ascii="Tahoma" w:hAnsi="Tahoma" w:cs="Tahoma"/>
+          <w:sz w:val="20"/>
+          <w:szCs w:val="20"/>
+        </w:rPr>
+        <w:t>：关键词意图分类</w:t>
+      </w:r>
+      <w:r>
+        <w:rPr>
+          <w:rFonts w:ascii="Tahoma" w:hAnsi="Tahoma" w:cs="Tahoma"/>
+          <w:sz w:val="20"/>
+          <w:szCs w:val="20"/>
+        </w:rPr>
+        <w:t xml:space="preserve"> + </w:t>
+      </w:r>
+      <w:r>
+        <w:rPr>
+          <w:rFonts w:ascii="Tahoma" w:hAnsi="Tahoma" w:cs="Tahoma"/>
+          <w:sz w:val="20"/>
+          <w:szCs w:val="20"/>
+        </w:rPr>
+        <w:t>问题规模解析（阿拉伯数字、</w:t>
+      </w:r>
+      <w:r>
+        <w:rPr>
+          <w:rFonts w:ascii="Tahoma" w:hAnsi="Tahoma" w:cs="Tahoma"/>
+          <w:sz w:val="20"/>
+          <w:szCs w:val="20"/>
+        </w:rPr>
+        <w:t>"100</w:t>
+      </w:r>
+      <w:r>
+        <w:rPr>
+          <w:rFonts w:ascii="Tahoma" w:hAnsi="Tahoma" w:cs="Tahoma"/>
+          <w:sz w:val="20"/>
+          <w:szCs w:val="20"/>
+        </w:rPr>
+        <w:t>万</w:t>
+      </w:r>
+      <w:r>
+        <w:rPr>
+          <w:rFonts w:ascii="Tahoma" w:hAnsi="Tahoma" w:cs="Tahoma"/>
+          <w:sz w:val="20"/>
+          <w:szCs w:val="20"/>
+        </w:rPr>
+        <w:t>"</w:t>
+      </w:r>
+      <w:r>
+        <w:rPr>
+          <w:rFonts w:ascii="Tahoma" w:hAnsi="Tahoma" w:cs="Tahoma"/>
+          <w:sz w:val="20"/>
+          <w:szCs w:val="20"/>
+        </w:rPr>
+        <w:t>混写、中文数字</w:t>
+      </w:r>
+      <w:r>
+        <w:rPr>
+          <w:rFonts w:ascii="Tahoma" w:hAnsi="Tahoma" w:cs="Tahoma"/>
+          <w:sz w:val="20"/>
+          <w:szCs w:val="20"/>
+        </w:rPr>
+        <w:t>"</w:t>
+      </w:r>
+      <w:r>
+        <w:rPr>
+          <w:rFonts w:ascii="Tahoma" w:hAnsi="Tahoma" w:cs="Tahoma"/>
+          <w:sz w:val="20"/>
+          <w:szCs w:val="20"/>
+        </w:rPr>
+        <w:t>一百万</w:t>
+      </w:r>
+      <w:r>
+        <w:rPr>
+          <w:rFonts w:ascii="Tahoma" w:hAnsi="Tahoma" w:cs="Tahoma"/>
+          <w:sz w:val="20"/>
+          <w:szCs w:val="20"/>
+        </w:rPr>
+        <w:t>"</w:t>
+      </w:r>
+      <w:r>
+        <w:rPr>
+          <w:rFonts w:ascii="Tahoma" w:hAnsi="Tahoma" w:cs="Tahoma"/>
+          <w:sz w:val="20"/>
+          <w:szCs w:val="20"/>
+        </w:rPr>
+        <w:t>），缺参数主动追问、超范围明确拒答；输出与</w:t>
+      </w:r>
+      <w:r>
+        <w:rPr>
+          <w:rFonts w:ascii="Tahoma" w:hAnsi="Tahoma" w:cs="Tahoma"/>
+          <w:sz w:val="20"/>
+          <w:szCs w:val="20"/>
+        </w:rPr>
+        <w:t xml:space="preserve"> LLM tool call </w:t>
+      </w:r>
+      <w:r>
+        <w:rPr>
+          <w:rFonts w:ascii="Tahoma" w:hAnsi="Tahoma" w:cs="Tahoma"/>
+          <w:sz w:val="20"/>
+          <w:szCs w:val="20"/>
+        </w:rPr>
+        <w:t>严格同构（</w:t>
+      </w:r>
+      <w:r>
+        <w:rPr>
+          <w:rFonts w:ascii="Tahoma" w:hAnsi="Tahoma" w:cs="Tahoma"/>
+          <w:sz w:val="20"/>
+          <w:szCs w:val="20"/>
+        </w:rPr>
+        <w:t xml:space="preserve">intent + </w:t>
+      </w:r>
+      <w:r>
+        <w:rPr>
+          <w:rFonts w:ascii="Tahoma" w:hAnsi="Tahoma" w:cs="Tahoma"/>
+          <w:sz w:val="20"/>
+          <w:szCs w:val="20"/>
+        </w:rPr>
+        <w:t>参数），两种</w:t>
+      </w:r>
+      <w:r>
+        <w:rPr>
+          <w:rFonts w:ascii="Tahoma" w:hAnsi="Tahoma" w:cs="Tahoma"/>
+          <w:sz w:val="20"/>
+          <w:szCs w:val="20"/>
+        </w:rPr>
+        <w:t xml:space="preserve"> router </w:t>
+      </w:r>
+      <w:r>
+        <w:rPr>
+          <w:rFonts w:ascii="Tahoma" w:hAnsi="Tahoma" w:cs="Tahoma"/>
+          <w:sz w:val="20"/>
+          <w:szCs w:val="20"/>
+        </w:rPr>
+        <w:t>因此可共用一套评测集，</w:t>
+      </w:r>
+      <w:r>
+        <w:rPr>
+          <w:rFonts w:ascii="Tahoma" w:hAnsi="Tahoma" w:cs="Tahoma"/>
+          <w:sz w:val="20"/>
+          <w:szCs w:val="20"/>
+        </w:rPr>
+        <w:t xml:space="preserve">CLI </w:t>
+      </w:r>
+      <w:r>
+        <w:rPr>
+          <w:rFonts w:ascii="Tahoma" w:hAnsi="Tahoma" w:cs="Tahoma"/>
+          <w:sz w:val="20"/>
+          <w:szCs w:val="20"/>
+        </w:rPr>
+        <w:t>上切换只需</w:t>
+      </w:r>
+      <w:proofErr w:type="gramStart"/>
+      <w:r>
+        <w:rPr>
+          <w:rFonts w:ascii="Tahoma" w:hAnsi="Tahoma" w:cs="Tahoma"/>
+          <w:sz w:val="20"/>
+          <w:szCs w:val="20"/>
+        </w:rPr>
+        <w:t>改一行</w:t>
+      </w:r>
+      <w:proofErr w:type="gramEnd"/>
+      <w:r>
+        <w:rPr>
+          <w:rFonts w:ascii="Tahoma" w:hAnsi="Tahoma" w:cs="Tahoma"/>
+          <w:sz w:val="20"/>
+          <w:szCs w:val="20"/>
+        </w:rPr>
+        <w:t xml:space="preserve"> dispatch</w:t>
+      </w:r>
+      <w:r>
+        <w:rPr>
+          <w:rFonts w:ascii="Tahoma" w:hAnsi="Tahoma" w:cs="Tahoma"/>
+          <w:sz w:val="20"/>
+          <w:szCs w:val="20"/>
+        </w:rPr>
+        <w:t>。</w:t>
       </w:r>
     </w:p>
     <w:p>
@@ -334,15 +1292,163 @@
         </w:numPr>
         <w:rPr>
           <w:rFonts w:ascii="Tahoma" w:hAnsi="Tahoma" w:cs="Tahoma"/>
-          <w:sz w:val="22"/>
-        </w:rPr>
-      </w:pPr>
-      <w:r>
-        <w:rPr>
-          <w:rFonts w:ascii="Tahoma" w:hAnsi="Tahoma" w:cs="Tahoma"/>
-          <w:sz w:val="22"/>
-        </w:rPr>
-        <w:t xml:space="preserve">封装确定性分析工具：单规模最优配置查询、MPI-only 与 hybrid 模式对比（数据只含 ranks/threads，故采用保守标签 mpi_like / hybrid_like）、扩展性报告生成；同一数据库生成的 Markdown 报告字节级一致（刻意不含时间戳），使"文档是否漂移"退化为一次 git diff 检查。</w:t>
+          <w:sz w:val="20"/>
+          <w:szCs w:val="20"/>
+        </w:rPr>
+      </w:pPr>
+      <w:r>
+        <w:rPr>
+          <w:rFonts w:ascii="Tahoma" w:hAnsi="Tahoma" w:cs="Tahoma"/>
+          <w:sz w:val="20"/>
+          <w:szCs w:val="20"/>
+        </w:rPr>
+        <w:t>封装确定性分析工具：</w:t>
+      </w:r>
+      <w:proofErr w:type="gramStart"/>
+      <w:r>
+        <w:rPr>
+          <w:rFonts w:ascii="Tahoma" w:hAnsi="Tahoma" w:cs="Tahoma"/>
+          <w:sz w:val="20"/>
+          <w:szCs w:val="20"/>
+        </w:rPr>
+        <w:t>单规模</w:t>
+      </w:r>
+      <w:proofErr w:type="gramEnd"/>
+      <w:r>
+        <w:rPr>
+          <w:rFonts w:ascii="Tahoma" w:hAnsi="Tahoma" w:cs="Tahoma"/>
+          <w:sz w:val="20"/>
+          <w:szCs w:val="20"/>
+        </w:rPr>
+        <w:t>最优配置查询、</w:t>
+      </w:r>
+      <w:r>
+        <w:rPr>
+          <w:rFonts w:ascii="Tahoma" w:hAnsi="Tahoma" w:cs="Tahoma"/>
+          <w:sz w:val="20"/>
+          <w:szCs w:val="20"/>
+        </w:rPr>
+        <w:t xml:space="preserve">MPI-only </w:t>
+      </w:r>
+      <w:r>
+        <w:rPr>
+          <w:rFonts w:ascii="Tahoma" w:hAnsi="Tahoma" w:cs="Tahoma"/>
+          <w:sz w:val="20"/>
+          <w:szCs w:val="20"/>
+        </w:rPr>
+        <w:t>与</w:t>
+      </w:r>
+      <w:r>
+        <w:rPr>
+          <w:rFonts w:ascii="Tahoma" w:hAnsi="Tahoma" w:cs="Tahoma"/>
+          <w:sz w:val="20"/>
+          <w:szCs w:val="20"/>
+        </w:rPr>
+        <w:t xml:space="preserve"> hybrid </w:t>
+      </w:r>
+      <w:r>
+        <w:rPr>
+          <w:rFonts w:ascii="Tahoma" w:hAnsi="Tahoma" w:cs="Tahoma"/>
+          <w:sz w:val="20"/>
+          <w:szCs w:val="20"/>
+        </w:rPr>
+        <w:t>模式对比（数据只含</w:t>
+      </w:r>
+      <w:r>
+        <w:rPr>
+          <w:rFonts w:ascii="Tahoma" w:hAnsi="Tahoma" w:cs="Tahoma"/>
+          <w:sz w:val="20"/>
+          <w:szCs w:val="20"/>
+        </w:rPr>
+        <w:t xml:space="preserve"> ranks/threads</w:t>
+      </w:r>
+      <w:r>
+        <w:rPr>
+          <w:rFonts w:ascii="Tahoma" w:hAnsi="Tahoma" w:cs="Tahoma"/>
+          <w:sz w:val="20"/>
+          <w:szCs w:val="20"/>
+        </w:rPr>
+        <w:t>，故采用保守标签</w:t>
+      </w:r>
+      <w:r>
+        <w:rPr>
+          <w:rFonts w:ascii="Tahoma" w:hAnsi="Tahoma" w:cs="Tahoma"/>
+          <w:sz w:val="20"/>
+          <w:szCs w:val="20"/>
+        </w:rPr>
+        <w:t xml:space="preserve"> mpi_like / hybrid_like</w:t>
+      </w:r>
+      <w:r>
+        <w:rPr>
+          <w:rFonts w:ascii="Tahoma" w:hAnsi="Tahoma" w:cs="Tahoma"/>
+          <w:sz w:val="20"/>
+          <w:szCs w:val="20"/>
+        </w:rPr>
+        <w:t>）、扩展性报告生成；同一数据库生成的</w:t>
+      </w:r>
+      <w:r>
+        <w:rPr>
+          <w:rFonts w:ascii="Tahoma" w:hAnsi="Tahoma" w:cs="Tahoma"/>
+          <w:sz w:val="20"/>
+          <w:szCs w:val="20"/>
+        </w:rPr>
+        <w:t xml:space="preserve"> Markdown </w:t>
+      </w:r>
+      <w:r>
+        <w:rPr>
+          <w:rFonts w:ascii="Tahoma" w:hAnsi="Tahoma" w:cs="Tahoma"/>
+          <w:sz w:val="20"/>
+          <w:szCs w:val="20"/>
+        </w:rPr>
+        <w:t>报告字节级一致（刻意不含时间戳），使</w:t>
+      </w:r>
+      <w:r>
+        <w:rPr>
+          <w:rFonts w:ascii="Tahoma" w:hAnsi="Tahoma" w:cs="Tahoma"/>
+          <w:sz w:val="20"/>
+          <w:szCs w:val="20"/>
+        </w:rPr>
+        <w:t>"</w:t>
+      </w:r>
+      <w:r>
+        <w:rPr>
+          <w:rFonts w:ascii="Tahoma" w:hAnsi="Tahoma" w:cs="Tahoma"/>
+          <w:sz w:val="20"/>
+          <w:szCs w:val="20"/>
+        </w:rPr>
+        <w:t>文档是否漂移</w:t>
+      </w:r>
+      <w:r>
+        <w:rPr>
+          <w:rFonts w:ascii="Tahoma" w:hAnsi="Tahoma" w:cs="Tahoma"/>
+          <w:sz w:val="20"/>
+          <w:szCs w:val="20"/>
+        </w:rPr>
+        <w:t>"</w:t>
+      </w:r>
+      <w:r>
+        <w:rPr>
+          <w:rFonts w:ascii="Tahoma" w:hAnsi="Tahoma" w:cs="Tahoma"/>
+          <w:sz w:val="20"/>
+          <w:szCs w:val="20"/>
+        </w:rPr>
+        <w:t>退化为一次</w:t>
+      </w:r>
+      <w:r>
+        <w:rPr>
+          <w:rFonts w:ascii="Tahoma" w:hAnsi="Tahoma" w:cs="Tahoma"/>
+          <w:sz w:val="20"/>
+          <w:szCs w:val="20"/>
+        </w:rPr>
+        <w:t xml:space="preserve"> git diff </w:t>
+      </w:r>
+      <w:r>
+        <w:rPr>
+          <w:rFonts w:ascii="Tahoma" w:hAnsi="Tahoma" w:cs="Tahoma"/>
+          <w:sz w:val="20"/>
+          <w:szCs w:val="20"/>
+        </w:rPr>
+        <w:t>检查。</w:t>
       </w:r>
     </w:p>
     <w:p>
@@ -353,15 +1459,219 @@
         </w:numPr>
         <w:rPr>
           <w:rFonts w:ascii="Tahoma" w:hAnsi="Tahoma" w:cs="Tahoma"/>
-          <w:sz w:val="22"/>
-        </w:rPr>
-      </w:pPr>
-      <w:r>
-        <w:rPr>
-          <w:rFonts w:ascii="Tahoma" w:hAnsi="Tahoma" w:cs="Tahoma"/>
-          <w:sz w:val="22"/>
-        </w:rPr>
-        <w:t xml:space="preserve">基于真实 ARCHER2 数据验证：100 万未知数规模下单核 245.7s → 128 核 3.866s（speedup 63.6、并行效率 49.7%），识别出 2/4 核超线性加速（cache 效应，效率 147% / 126%）与 32 核 hybrid 配置的效率坍缩（0.33），并由规则自动生成中文解读段落。</w:t>
+          <w:sz w:val="20"/>
+          <w:szCs w:val="20"/>
+        </w:rPr>
+      </w:pPr>
+      <w:r>
+        <w:rPr>
+          <w:rFonts w:ascii="Tahoma" w:hAnsi="Tahoma" w:cs="Tahoma"/>
+          <w:sz w:val="20"/>
+          <w:szCs w:val="20"/>
+        </w:rPr>
+        <w:t>基于真实</w:t>
+      </w:r>
+      <w:r>
+        <w:rPr>
+          <w:rFonts w:ascii="Tahoma" w:hAnsi="Tahoma" w:cs="Tahoma"/>
+          <w:sz w:val="20"/>
+          <w:szCs w:val="20"/>
+        </w:rPr>
+        <w:t xml:space="preserve"> ARCHER2 </w:t>
+      </w:r>
+      <w:r>
+        <w:rPr>
+          <w:rFonts w:ascii="Tahoma" w:hAnsi="Tahoma" w:cs="Tahoma"/>
+          <w:sz w:val="20"/>
+          <w:szCs w:val="20"/>
+        </w:rPr>
+        <w:t>数据验证：</w:t>
+      </w:r>
+      <w:r>
+        <w:rPr>
+          <w:rFonts w:ascii="Tahoma" w:hAnsi="Tahoma" w:cs="Tahoma"/>
+          <w:sz w:val="20"/>
+          <w:szCs w:val="20"/>
+        </w:rPr>
+        <w:t xml:space="preserve">100 </w:t>
+      </w:r>
+      <w:r>
+        <w:rPr>
+          <w:rFonts w:ascii="Tahoma" w:hAnsi="Tahoma" w:cs="Tahoma"/>
+          <w:sz w:val="20"/>
+          <w:szCs w:val="20"/>
+        </w:rPr>
+        <w:t>万未知数规模下单核</w:t>
+      </w:r>
+      <w:r>
+        <w:rPr>
+          <w:rFonts w:ascii="Tahoma" w:hAnsi="Tahoma" w:cs="Tahoma"/>
+          <w:sz w:val="20"/>
+          <w:szCs w:val="20"/>
+        </w:rPr>
+        <w:t xml:space="preserve"> 245.7s → 128 </w:t>
+      </w:r>
+      <w:r>
+        <w:rPr>
+          <w:rFonts w:ascii="Tahoma" w:hAnsi="Tahoma" w:cs="Tahoma"/>
+          <w:sz w:val="20"/>
+          <w:szCs w:val="20"/>
+        </w:rPr>
+        <w:t>核</w:t>
+      </w:r>
+      <w:r>
+        <w:rPr>
+          <w:rFonts w:ascii="Tahoma" w:hAnsi="Tahoma" w:cs="Tahoma"/>
+          <w:sz w:val="20"/>
+          <w:szCs w:val="20"/>
+        </w:rPr>
+        <w:t xml:space="preserve"> 3.866s</w:t>
+      </w:r>
+      <w:r>
+        <w:rPr>
+          <w:rFonts w:ascii="Tahoma" w:hAnsi="Tahoma" w:cs="Tahoma"/>
+          <w:sz w:val="20"/>
+          <w:szCs w:val="20"/>
+        </w:rPr>
+        <w:t>（</w:t>
+      </w:r>
+      <w:r>
+        <w:rPr>
+          <w:rFonts w:ascii="Tahoma" w:hAnsi="Tahoma" w:cs="Tahoma"/>
+          <w:sz w:val="20"/>
+          <w:szCs w:val="20"/>
+        </w:rPr>
+        <w:t>speedup 63.6</w:t>
+      </w:r>
+      <w:r>
+        <w:rPr>
+          <w:rFonts w:ascii="Tahoma" w:hAnsi="Tahoma" w:cs="Tahoma"/>
+          <w:sz w:val="20"/>
+          <w:szCs w:val="20"/>
+        </w:rPr>
+        <w:t>、并行效率</w:t>
+      </w:r>
+      <w:r>
+        <w:rPr>
+          <w:rFonts w:ascii="Tahoma" w:hAnsi="Tahoma" w:cs="Tahoma"/>
+          <w:sz w:val="20"/>
+          <w:szCs w:val="20"/>
+        </w:rPr>
+        <w:t xml:space="preserve"> 49.7%</w:t>
+      </w:r>
+      <w:r>
+        <w:rPr>
+          <w:rFonts w:ascii="Tahoma" w:hAnsi="Tahoma" w:cs="Tahoma"/>
+          <w:sz w:val="20"/>
+          <w:szCs w:val="20"/>
+        </w:rPr>
+        <w:t>），识别出</w:t>
+      </w:r>
+      <w:r>
+        <w:rPr>
+          <w:rFonts w:ascii="Tahoma" w:hAnsi="Tahoma" w:cs="Tahoma"/>
+          <w:sz w:val="20"/>
+          <w:szCs w:val="20"/>
+        </w:rPr>
+        <w:t xml:space="preserve"> 2/4 </w:t>
+      </w:r>
+      <w:proofErr w:type="gramStart"/>
+      <w:r>
+        <w:rPr>
+          <w:rFonts w:ascii="Tahoma" w:hAnsi="Tahoma" w:cs="Tahoma"/>
+          <w:sz w:val="20"/>
+          <w:szCs w:val="20"/>
+        </w:rPr>
+        <w:t>核超线性</w:t>
+      </w:r>
+      <w:proofErr w:type="gramEnd"/>
+      <w:r>
+        <w:rPr>
+          <w:rFonts w:ascii="Tahoma" w:hAnsi="Tahoma" w:cs="Tahoma"/>
+          <w:sz w:val="20"/>
+          <w:szCs w:val="20"/>
+        </w:rPr>
+        <w:t>加速（</w:t>
+      </w:r>
+      <w:r>
+        <w:rPr>
+          <w:rFonts w:ascii="Tahoma" w:hAnsi="Tahoma" w:cs="Tahoma"/>
+          <w:sz w:val="20"/>
+          <w:szCs w:val="20"/>
+        </w:rPr>
+        <w:t xml:space="preserve">cache </w:t>
+      </w:r>
+      <w:r>
+        <w:rPr>
+          <w:rFonts w:ascii="Tahoma" w:hAnsi="Tahoma" w:cs="Tahoma"/>
+          <w:sz w:val="20"/>
+          <w:szCs w:val="20"/>
+        </w:rPr>
+        <w:t>效应，效率</w:t>
+      </w:r>
+      <w:r>
+        <w:rPr>
+          <w:rFonts w:ascii="Tahoma" w:hAnsi="Tahoma" w:cs="Tahoma"/>
+          <w:sz w:val="20"/>
+          <w:szCs w:val="20"/>
+        </w:rPr>
+        <w:t xml:space="preserve"> 147% / 126%</w:t>
+      </w:r>
+      <w:r>
+        <w:rPr>
+          <w:rFonts w:ascii="Tahoma" w:hAnsi="Tahoma" w:cs="Tahoma"/>
+          <w:sz w:val="20"/>
+          <w:szCs w:val="20"/>
+        </w:rPr>
+        <w:t>）与</w:t>
+      </w:r>
+      <w:r>
+        <w:rPr>
+          <w:rFonts w:ascii="Tahoma" w:hAnsi="Tahoma" w:cs="Tahoma"/>
+          <w:sz w:val="20"/>
+          <w:szCs w:val="20"/>
+        </w:rPr>
+        <w:t xml:space="preserve"> 32 </w:t>
+      </w:r>
+      <w:r>
+        <w:rPr>
+          <w:rFonts w:ascii="Tahoma" w:hAnsi="Tahoma" w:cs="Tahoma"/>
+          <w:sz w:val="20"/>
+          <w:szCs w:val="20"/>
+        </w:rPr>
+        <w:t>核</w:t>
+      </w:r>
+      <w:r>
+        <w:rPr>
+          <w:rFonts w:ascii="Tahoma" w:hAnsi="Tahoma" w:cs="Tahoma"/>
+          <w:sz w:val="20"/>
+          <w:szCs w:val="20"/>
+        </w:rPr>
+        <w:t xml:space="preserve"> hybrid </w:t>
+      </w:r>
+      <w:r>
+        <w:rPr>
+          <w:rFonts w:ascii="Tahoma" w:hAnsi="Tahoma" w:cs="Tahoma"/>
+          <w:sz w:val="20"/>
+          <w:szCs w:val="20"/>
+        </w:rPr>
+        <w:t>配置的效率坍缩（</w:t>
+      </w:r>
+      <w:r>
+        <w:rPr>
+          <w:rFonts w:ascii="Tahoma" w:hAnsi="Tahoma" w:cs="Tahoma"/>
+          <w:sz w:val="20"/>
+          <w:szCs w:val="20"/>
+        </w:rPr>
+        <w:t>0.33</w:t>
+      </w:r>
+      <w:r>
+        <w:rPr>
+          <w:rFonts w:ascii="Tahoma" w:hAnsi="Tahoma" w:cs="Tahoma"/>
+          <w:sz w:val="20"/>
+          <w:szCs w:val="20"/>
+        </w:rPr>
+        <w:t>），并由规则自动生成中文解读段落。</w:t>
       </w:r>
     </w:p>
     <w:p>
@@ -372,15 +1682,209 @@
         </w:numPr>
         <w:rPr>
           <w:rFonts w:ascii="Tahoma" w:hAnsi="Tahoma" w:cs="Tahoma"/>
-          <w:sz w:val="22"/>
-        </w:rPr>
-      </w:pPr>
-      <w:r>
-        <w:rPr>
-          <w:rFonts w:ascii="Tahoma" w:hAnsi="Tahoma" w:cs="Tahoma"/>
-          <w:sz w:val="22"/>
-        </w:rPr>
-        <w:t xml:space="preserve">接入 LLM function calling router：设计 tool schema（description 写明工具边界；unknowns 刻意可选——模型省略参数即「追问」、不调用工具即「拒答」）；实现防御式响应解析，把未调用工具、幻觉工具名、arguments 非合法 JSON 三类异常统一收敛为显式 unknown，绝不猜参数以避免「静默算错」；API 失败向上抛出而非回退规则 router，以免污染评测。单元测试全部经 FakeLLM 依赖注入离线运行，无需 API key。</w:t>
+          <w:sz w:val="20"/>
+          <w:szCs w:val="20"/>
+        </w:rPr>
+      </w:pPr>
+      <w:r>
+        <w:rPr>
+          <w:rFonts w:ascii="Tahoma" w:hAnsi="Tahoma" w:cs="Tahoma"/>
+          <w:sz w:val="20"/>
+          <w:szCs w:val="20"/>
+        </w:rPr>
+        <w:t>接入</w:t>
+      </w:r>
+      <w:r>
+        <w:rPr>
+          <w:rFonts w:ascii="Tahoma" w:hAnsi="Tahoma" w:cs="Tahoma"/>
+          <w:sz w:val="20"/>
+          <w:szCs w:val="20"/>
+        </w:rPr>
+        <w:t xml:space="preserve"> LLM function calling router</w:t>
+      </w:r>
+      <w:r>
+        <w:rPr>
+          <w:rFonts w:ascii="Tahoma" w:hAnsi="Tahoma" w:cs="Tahoma"/>
+          <w:sz w:val="20"/>
+          <w:szCs w:val="20"/>
+        </w:rPr>
+        <w:t>：设计</w:t>
+      </w:r>
+      <w:r>
+        <w:rPr>
+          <w:rFonts w:ascii="Tahoma" w:hAnsi="Tahoma" w:cs="Tahoma"/>
+          <w:sz w:val="20"/>
+          <w:szCs w:val="20"/>
+        </w:rPr>
+        <w:t xml:space="preserve"> tool schema</w:t>
+      </w:r>
+      <w:r>
+        <w:rPr>
+          <w:rFonts w:ascii="Tahoma" w:hAnsi="Tahoma" w:cs="Tahoma"/>
+          <w:sz w:val="20"/>
+          <w:szCs w:val="20"/>
+        </w:rPr>
+        <w:t>（</w:t>
+      </w:r>
+      <w:r>
+        <w:rPr>
+          <w:rFonts w:ascii="Tahoma" w:hAnsi="Tahoma" w:cs="Tahoma"/>
+          <w:sz w:val="20"/>
+          <w:szCs w:val="20"/>
+        </w:rPr>
+        <w:t xml:space="preserve">description </w:t>
+      </w:r>
+      <w:r>
+        <w:rPr>
+          <w:rFonts w:ascii="Tahoma" w:hAnsi="Tahoma" w:cs="Tahoma"/>
+          <w:sz w:val="20"/>
+          <w:szCs w:val="20"/>
+        </w:rPr>
+        <w:t>写明工具边界；</w:t>
+      </w:r>
+      <w:r>
+        <w:rPr>
+          <w:rFonts w:ascii="Tahoma" w:hAnsi="Tahoma" w:cs="Tahoma"/>
+          <w:sz w:val="20"/>
+          <w:szCs w:val="20"/>
+        </w:rPr>
+        <w:t xml:space="preserve">unknowns </w:t>
+      </w:r>
+      <w:r>
+        <w:rPr>
+          <w:rFonts w:ascii="Tahoma" w:hAnsi="Tahoma" w:cs="Tahoma"/>
+          <w:sz w:val="20"/>
+          <w:szCs w:val="20"/>
+        </w:rPr>
+        <w:t>刻意可选</w:t>
+      </w:r>
+      <w:r>
+        <w:rPr>
+          <w:rFonts w:ascii="Tahoma" w:hAnsi="Tahoma" w:cs="Tahoma"/>
+          <w:sz w:val="20"/>
+          <w:szCs w:val="20"/>
+        </w:rPr>
+        <w:t>——</w:t>
+      </w:r>
+      <w:r>
+        <w:rPr>
+          <w:rFonts w:ascii="Tahoma" w:hAnsi="Tahoma" w:cs="Tahoma"/>
+          <w:sz w:val="20"/>
+          <w:szCs w:val="20"/>
+        </w:rPr>
+        <w:t>模型省略参数即「追问」、不调用工具即「拒答」）；实现防御式响应解析，把未调用工具、幻觉工具名、</w:t>
+      </w:r>
+      <w:r>
+        <w:rPr>
+          <w:rFonts w:ascii="Tahoma" w:hAnsi="Tahoma" w:cs="Tahoma"/>
+          <w:sz w:val="20"/>
+          <w:szCs w:val="20"/>
+        </w:rPr>
+        <w:t xml:space="preserve">arguments </w:t>
+      </w:r>
+      <w:r>
+        <w:rPr>
+          <w:rFonts w:ascii="Tahoma" w:hAnsi="Tahoma" w:cs="Tahoma"/>
+          <w:sz w:val="20"/>
+          <w:szCs w:val="20"/>
+        </w:rPr>
+        <w:t>非合法</w:t>
+      </w:r>
+      <w:r>
+        <w:rPr>
+          <w:rFonts w:ascii="Tahoma" w:hAnsi="Tahoma" w:cs="Tahoma"/>
+          <w:sz w:val="20"/>
+          <w:szCs w:val="20"/>
+        </w:rPr>
+        <w:t xml:space="preserve"> JSON </w:t>
+      </w:r>
+      <w:r>
+        <w:rPr>
+          <w:rFonts w:ascii="Tahoma" w:hAnsi="Tahoma" w:cs="Tahoma"/>
+          <w:sz w:val="20"/>
+          <w:szCs w:val="20"/>
+        </w:rPr>
+        <w:t>三类异常统一收敛为显式</w:t>
+      </w:r>
+      <w:r>
+        <w:rPr>
+          <w:rFonts w:ascii="Tahoma" w:hAnsi="Tahoma" w:cs="Tahoma"/>
+          <w:sz w:val="20"/>
+          <w:szCs w:val="20"/>
+        </w:rPr>
+        <w:t xml:space="preserve"> unknown</w:t>
+      </w:r>
+      <w:r>
+        <w:rPr>
+          <w:rFonts w:ascii="Tahoma" w:hAnsi="Tahoma" w:cs="Tahoma"/>
+          <w:sz w:val="20"/>
+          <w:szCs w:val="20"/>
+        </w:rPr>
+        <w:t>，绝不猜参数以避免「静默算错」；</w:t>
+      </w:r>
+      <w:r>
+        <w:rPr>
+          <w:rFonts w:ascii="Tahoma" w:hAnsi="Tahoma" w:cs="Tahoma"/>
+          <w:sz w:val="20"/>
+          <w:szCs w:val="20"/>
+        </w:rPr>
+        <w:t xml:space="preserve">API </w:t>
+      </w:r>
+      <w:r>
+        <w:rPr>
+          <w:rFonts w:ascii="Tahoma" w:hAnsi="Tahoma" w:cs="Tahoma"/>
+          <w:sz w:val="20"/>
+          <w:szCs w:val="20"/>
+        </w:rPr>
+        <w:t>失败向上抛出而非回退规则</w:t>
+      </w:r>
+      <w:r>
+        <w:rPr>
+          <w:rFonts w:ascii="Tahoma" w:hAnsi="Tahoma" w:cs="Tahoma"/>
+          <w:sz w:val="20"/>
+          <w:szCs w:val="20"/>
+        </w:rPr>
+        <w:t xml:space="preserve"> router</w:t>
+      </w:r>
+      <w:r>
+        <w:rPr>
+          <w:rFonts w:ascii="Tahoma" w:hAnsi="Tahoma" w:cs="Tahoma"/>
+          <w:sz w:val="20"/>
+          <w:szCs w:val="20"/>
+        </w:rPr>
+        <w:t>，以免污染评测。单元测试全部经</w:t>
+      </w:r>
+      <w:r>
+        <w:rPr>
+          <w:rFonts w:ascii="Tahoma" w:hAnsi="Tahoma" w:cs="Tahoma"/>
+          <w:sz w:val="20"/>
+          <w:szCs w:val="20"/>
+        </w:rPr>
+        <w:t xml:space="preserve"> FakeLLM </w:t>
+      </w:r>
+      <w:r>
+        <w:rPr>
+          <w:rFonts w:ascii="Tahoma" w:hAnsi="Tahoma" w:cs="Tahoma"/>
+          <w:sz w:val="20"/>
+          <w:szCs w:val="20"/>
+        </w:rPr>
+        <w:t>依赖注入离线运行，无需</w:t>
+      </w:r>
+      <w:r>
+        <w:rPr>
+          <w:rFonts w:ascii="Tahoma" w:hAnsi="Tahoma" w:cs="Tahoma"/>
+          <w:sz w:val="20"/>
+          <w:szCs w:val="20"/>
+        </w:rPr>
+        <w:t xml:space="preserve"> API key</w:t>
+      </w:r>
+      <w:r>
+        <w:rPr>
+          <w:rFonts w:ascii="Tahoma" w:hAnsi="Tahoma" w:cs="Tahoma"/>
+          <w:sz w:val="20"/>
+          <w:szCs w:val="20"/>
+        </w:rPr>
+        <w:t>。</w:t>
       </w:r>
     </w:p>
     <w:p>
@@ -391,15 +1895,277 @@
         </w:numPr>
         <w:rPr>
           <w:rFonts w:ascii="Tahoma" w:hAnsi="Tahoma" w:cs="Tahoma"/>
-          <w:sz w:val="22"/>
-        </w:rPr>
-      </w:pPr>
-      <w:r>
-        <w:rPr>
-          <w:rFonts w:ascii="Tahoma" w:hAnsi="Tahoma" w:cs="Tahoma"/>
-          <w:sz w:val="22"/>
-        </w:rPr>
-        <w:t xml:space="preserve">建立评测机制与对比结论：自建 30 问五类中文评测集（正常 / 追问 / 拒答 / 数字陷阱 / 规则已知会错的对抗题），期望值为 tool call 而非答案文本，harness 接受任意 router 函数、对其实现无知；规则 router 83.3%、LLM router 100%，而消融实验显示同一模型不加 system prompt 仅 63.3%——准确率主要由工具说明书与策略 prompt 决定；报告如实标注局限（题量 30、单模型单次运行）。</w:t>
+          <w:sz w:val="20"/>
+          <w:szCs w:val="20"/>
+        </w:rPr>
+      </w:pPr>
+      <w:r>
+        <w:rPr>
+          <w:rFonts w:ascii="Tahoma" w:hAnsi="Tahoma" w:cs="Tahoma"/>
+          <w:sz w:val="20"/>
+          <w:szCs w:val="20"/>
+        </w:rPr>
+        <w:t>建立评测机制与对比结论：自建</w:t>
+      </w:r>
+      <w:r>
+        <w:rPr>
+          <w:rFonts w:ascii="Tahoma" w:hAnsi="Tahoma" w:cs="Tahoma"/>
+          <w:sz w:val="20"/>
+          <w:szCs w:val="20"/>
+        </w:rPr>
+        <w:t xml:space="preserve"> 30 </w:t>
+      </w:r>
+      <w:r>
+        <w:rPr>
+          <w:rFonts w:ascii="Tahoma" w:hAnsi="Tahoma" w:cs="Tahoma"/>
+          <w:sz w:val="20"/>
+          <w:szCs w:val="20"/>
+        </w:rPr>
+        <w:t>问五类中文评测集（正常</w:t>
+      </w:r>
+      <w:r>
+        <w:rPr>
+          <w:rFonts w:ascii="Tahoma" w:hAnsi="Tahoma" w:cs="Tahoma"/>
+          <w:sz w:val="20"/>
+          <w:szCs w:val="20"/>
+        </w:rPr>
+        <w:t xml:space="preserve"> / </w:t>
+      </w:r>
+      <w:r>
+        <w:rPr>
+          <w:rFonts w:ascii="Tahoma" w:hAnsi="Tahoma" w:cs="Tahoma"/>
+          <w:sz w:val="20"/>
+          <w:szCs w:val="20"/>
+        </w:rPr>
+        <w:t>追问</w:t>
+      </w:r>
+      <w:r>
+        <w:rPr>
+          <w:rFonts w:ascii="Tahoma" w:hAnsi="Tahoma" w:cs="Tahoma"/>
+          <w:sz w:val="20"/>
+          <w:szCs w:val="20"/>
+        </w:rPr>
+        <w:t xml:space="preserve"> / </w:t>
+      </w:r>
+      <w:r>
+        <w:rPr>
+          <w:rFonts w:ascii="Tahoma" w:hAnsi="Tahoma" w:cs="Tahoma"/>
+          <w:sz w:val="20"/>
+          <w:szCs w:val="20"/>
+        </w:rPr>
+        <w:t>拒答</w:t>
+      </w:r>
+      <w:r>
+        <w:rPr>
+          <w:rFonts w:ascii="Tahoma" w:hAnsi="Tahoma" w:cs="Tahoma"/>
+          <w:sz w:val="20"/>
+          <w:szCs w:val="20"/>
+        </w:rPr>
+        <w:t xml:space="preserve"> / </w:t>
+      </w:r>
+      <w:r>
+        <w:rPr>
+          <w:rFonts w:ascii="Tahoma" w:hAnsi="Tahoma" w:cs="Tahoma"/>
+          <w:sz w:val="20"/>
+          <w:szCs w:val="20"/>
+        </w:rPr>
+        <w:t>数字陷阱</w:t>
+      </w:r>
+      <w:r>
+        <w:rPr>
+          <w:rFonts w:ascii="Tahoma" w:hAnsi="Tahoma" w:cs="Tahoma"/>
+          <w:sz w:val="20"/>
+          <w:szCs w:val="20"/>
+        </w:rPr>
+        <w:t xml:space="preserve"> / </w:t>
+      </w:r>
+      <w:r>
+        <w:rPr>
+          <w:rFonts w:ascii="Tahoma" w:hAnsi="Tahoma" w:cs="Tahoma"/>
+          <w:sz w:val="20"/>
+          <w:szCs w:val="20"/>
+        </w:rPr>
+        <w:t>规则已知会错的对抗题），期望值为</w:t>
+      </w:r>
+      <w:r>
+        <w:rPr>
+          <w:rFonts w:ascii="Tahoma" w:hAnsi="Tahoma" w:cs="Tahoma"/>
+          <w:sz w:val="20"/>
+          <w:szCs w:val="20"/>
+        </w:rPr>
+        <w:t xml:space="preserve"> tool call </w:t>
+      </w:r>
+      <w:r>
+        <w:rPr>
+          <w:rFonts w:ascii="Tahoma" w:hAnsi="Tahoma" w:cs="Tahoma"/>
+          <w:sz w:val="20"/>
+          <w:szCs w:val="20"/>
+        </w:rPr>
+        <w:t>而</w:t>
+      </w:r>
+      <w:proofErr w:type="gramStart"/>
+      <w:r>
+        <w:rPr>
+          <w:rFonts w:ascii="Tahoma" w:hAnsi="Tahoma" w:cs="Tahoma"/>
+          <w:sz w:val="20"/>
+          <w:szCs w:val="20"/>
+        </w:rPr>
+        <w:t>非答案</w:t>
+      </w:r>
+      <w:proofErr w:type="gramEnd"/>
+      <w:r>
+        <w:rPr>
+          <w:rFonts w:ascii="Tahoma" w:hAnsi="Tahoma" w:cs="Tahoma"/>
+          <w:sz w:val="20"/>
+          <w:szCs w:val="20"/>
+        </w:rPr>
+        <w:t>文本，</w:t>
+      </w:r>
+      <w:r>
+        <w:rPr>
+          <w:rFonts w:ascii="Tahoma" w:hAnsi="Tahoma" w:cs="Tahoma"/>
+          <w:sz w:val="20"/>
+          <w:szCs w:val="20"/>
+        </w:rPr>
+        <w:t xml:space="preserve">harness </w:t>
+      </w:r>
+      <w:r>
+        <w:rPr>
+          <w:rFonts w:ascii="Tahoma" w:hAnsi="Tahoma" w:cs="Tahoma"/>
+          <w:sz w:val="20"/>
+          <w:szCs w:val="20"/>
+        </w:rPr>
+        <w:t>接受任意</w:t>
+      </w:r>
+      <w:r>
+        <w:rPr>
+          <w:rFonts w:ascii="Tahoma" w:hAnsi="Tahoma" w:cs="Tahoma"/>
+          <w:sz w:val="20"/>
+          <w:szCs w:val="20"/>
+        </w:rPr>
+        <w:t xml:space="preserve"> router </w:t>
+      </w:r>
+      <w:r>
+        <w:rPr>
+          <w:rFonts w:ascii="Tahoma" w:hAnsi="Tahoma" w:cs="Tahoma"/>
+          <w:sz w:val="20"/>
+          <w:szCs w:val="20"/>
+        </w:rPr>
+        <w:t>函数、对其实现无知；规则</w:t>
+      </w:r>
+      <w:r>
+        <w:rPr>
+          <w:rFonts w:ascii="Tahoma" w:hAnsi="Tahoma" w:cs="Tahoma"/>
+          <w:sz w:val="20"/>
+          <w:szCs w:val="20"/>
+        </w:rPr>
+        <w:t xml:space="preserve"> router 83.3%</w:t>
+      </w:r>
+      <w:r>
+        <w:rPr>
+          <w:rFonts w:ascii="Tahoma" w:hAnsi="Tahoma" w:cs="Tahoma"/>
+          <w:sz w:val="20"/>
+          <w:szCs w:val="20"/>
+        </w:rPr>
+        <w:t>、</w:t>
+      </w:r>
+      <w:r>
+        <w:rPr>
+          <w:rFonts w:ascii="Tahoma" w:hAnsi="Tahoma" w:cs="Tahoma"/>
+          <w:sz w:val="20"/>
+          <w:szCs w:val="20"/>
+        </w:rPr>
+        <w:t>LLM router 100%</w:t>
+      </w:r>
+      <w:r>
+        <w:rPr>
+          <w:rFonts w:ascii="Tahoma" w:hAnsi="Tahoma" w:cs="Tahoma"/>
+          <w:sz w:val="20"/>
+          <w:szCs w:val="20"/>
+        </w:rPr>
+        <w:t>，而消融实验显示同一模型不加</w:t>
+      </w:r>
+      <w:r>
+        <w:rPr>
+          <w:rFonts w:ascii="Tahoma" w:hAnsi="Tahoma" w:cs="Tahoma"/>
+          <w:sz w:val="20"/>
+          <w:szCs w:val="20"/>
+        </w:rPr>
+        <w:t xml:space="preserve"> system prompt </w:t>
+      </w:r>
+      <w:r>
+        <w:rPr>
+          <w:rFonts w:ascii="Tahoma" w:hAnsi="Tahoma" w:cs="Tahoma"/>
+          <w:sz w:val="20"/>
+          <w:szCs w:val="20"/>
+        </w:rPr>
+        <w:t>仅</w:t>
+      </w:r>
+      <w:r>
+        <w:rPr>
+          <w:rFonts w:ascii="Tahoma" w:hAnsi="Tahoma" w:cs="Tahoma"/>
+          <w:sz w:val="20"/>
+          <w:szCs w:val="20"/>
+        </w:rPr>
+        <w:t xml:space="preserve"> 63.3%——</w:t>
+      </w:r>
+      <w:r>
+        <w:rPr>
+          <w:rFonts w:ascii="Tahoma" w:hAnsi="Tahoma" w:cs="Tahoma"/>
+          <w:sz w:val="20"/>
+          <w:szCs w:val="20"/>
+        </w:rPr>
+        <w:t>准确率主要</w:t>
+      </w:r>
+      <w:proofErr w:type="gramStart"/>
+      <w:r>
+        <w:rPr>
+          <w:rFonts w:ascii="Tahoma" w:hAnsi="Tahoma" w:cs="Tahoma"/>
+          <w:sz w:val="20"/>
+          <w:szCs w:val="20"/>
+        </w:rPr>
+        <w:t>由工具</w:t>
+      </w:r>
+      <w:proofErr w:type="gramEnd"/>
+      <w:r>
+        <w:rPr>
+          <w:rFonts w:ascii="Tahoma" w:hAnsi="Tahoma" w:cs="Tahoma"/>
+          <w:sz w:val="20"/>
+          <w:szCs w:val="20"/>
+        </w:rPr>
+        <w:t>说明书与策略</w:t>
+      </w:r>
+      <w:r>
+        <w:rPr>
+          <w:rFonts w:ascii="Tahoma" w:hAnsi="Tahoma" w:cs="Tahoma"/>
+          <w:sz w:val="20"/>
+          <w:szCs w:val="20"/>
+        </w:rPr>
+        <w:t xml:space="preserve"> prompt </w:t>
+      </w:r>
+      <w:r>
+        <w:rPr>
+          <w:rFonts w:ascii="Tahoma" w:hAnsi="Tahoma" w:cs="Tahoma"/>
+          <w:sz w:val="20"/>
+          <w:szCs w:val="20"/>
+        </w:rPr>
+        <w:t>决定；报告如实标注局限（题量</w:t>
+      </w:r>
+      <w:r>
+        <w:rPr>
+          <w:rFonts w:ascii="Tahoma" w:hAnsi="Tahoma" w:cs="Tahoma"/>
+          <w:sz w:val="20"/>
+          <w:szCs w:val="20"/>
+        </w:rPr>
+        <w:t xml:space="preserve"> 30</w:t>
+      </w:r>
+      <w:r>
+        <w:rPr>
+          <w:rFonts w:ascii="Tahoma" w:hAnsi="Tahoma" w:cs="Tahoma"/>
+          <w:sz w:val="20"/>
+          <w:szCs w:val="20"/>
+        </w:rPr>
+        <w:t>、单模型单次运行）。</w:t>
       </w:r>
     </w:p>
     <w:p>
@@ -410,15 +2176,113 @@
         </w:numPr>
         <w:rPr>
           <w:rFonts w:ascii="Tahoma" w:hAnsi="Tahoma" w:cs="Tahoma"/>
-          <w:sz w:val="22"/>
-        </w:rPr>
-      </w:pPr>
-      <w:r>
-        <w:rPr>
-          <w:rFonts w:ascii="Tahoma" w:hAnsi="Tahoma" w:cs="Tahoma"/>
-          <w:sz w:val="22"/>
-        </w:rPr>
-        <w:t xml:space="preserve">实现结构化 tracing：每次提问生成唯一 trace_id，路由决策与工具调用以 JSON Lines 事件流记录（ask_start → route_result → tool_call / tool_result → answer），可完整回放一次 agent 执行；脱敏收敛在单一出口点（绝对路径降级为文件名、疑似密钥字段一律 redacted），并由扫描测试强制保证。</w:t>
+          <w:sz w:val="20"/>
+          <w:szCs w:val="20"/>
+        </w:rPr>
+      </w:pPr>
+      <w:r>
+        <w:rPr>
+          <w:rFonts w:ascii="Tahoma" w:hAnsi="Tahoma" w:cs="Tahoma"/>
+          <w:sz w:val="20"/>
+          <w:szCs w:val="20"/>
+        </w:rPr>
+        <w:t>实现结构化</w:t>
+      </w:r>
+      <w:r>
+        <w:rPr>
+          <w:rFonts w:ascii="Tahoma" w:hAnsi="Tahoma" w:cs="Tahoma"/>
+          <w:sz w:val="20"/>
+          <w:szCs w:val="20"/>
+        </w:rPr>
+        <w:t xml:space="preserve"> tracing</w:t>
+      </w:r>
+      <w:r>
+        <w:rPr>
+          <w:rFonts w:ascii="Tahoma" w:hAnsi="Tahoma" w:cs="Tahoma"/>
+          <w:sz w:val="20"/>
+          <w:szCs w:val="20"/>
+        </w:rPr>
+        <w:t>：每次提问生成唯一</w:t>
+      </w:r>
+      <w:r>
+        <w:rPr>
+          <w:rFonts w:ascii="Tahoma" w:hAnsi="Tahoma" w:cs="Tahoma"/>
+          <w:sz w:val="20"/>
+          <w:szCs w:val="20"/>
+        </w:rPr>
+        <w:t xml:space="preserve"> trace_id</w:t>
+      </w:r>
+      <w:r>
+        <w:rPr>
+          <w:rFonts w:ascii="Tahoma" w:hAnsi="Tahoma" w:cs="Tahoma"/>
+          <w:sz w:val="20"/>
+          <w:szCs w:val="20"/>
+        </w:rPr>
+        <w:t>，路由决策与工具调用以</w:t>
+      </w:r>
+      <w:r>
+        <w:rPr>
+          <w:rFonts w:ascii="Tahoma" w:hAnsi="Tahoma" w:cs="Tahoma"/>
+          <w:sz w:val="20"/>
+          <w:szCs w:val="20"/>
+        </w:rPr>
+        <w:t xml:space="preserve"> JSON Lines </w:t>
+      </w:r>
+      <w:r>
+        <w:rPr>
+          <w:rFonts w:ascii="Tahoma" w:hAnsi="Tahoma" w:cs="Tahoma"/>
+          <w:sz w:val="20"/>
+          <w:szCs w:val="20"/>
+        </w:rPr>
+        <w:t>事件流记录（</w:t>
+      </w:r>
+      <w:r>
+        <w:rPr>
+          <w:rFonts w:ascii="Tahoma" w:hAnsi="Tahoma" w:cs="Tahoma"/>
+          <w:sz w:val="20"/>
+          <w:szCs w:val="20"/>
+        </w:rPr>
+        <w:t>ask_start → route_result → tool_call / tool_result → answer</w:t>
+      </w:r>
+      <w:r>
+        <w:rPr>
+          <w:rFonts w:ascii="Tahoma" w:hAnsi="Tahoma" w:cs="Tahoma"/>
+          <w:sz w:val="20"/>
+          <w:szCs w:val="20"/>
+        </w:rPr>
+        <w:t>），可完整回放一次</w:t>
+      </w:r>
+      <w:r>
+        <w:rPr>
+          <w:rFonts w:ascii="Tahoma" w:hAnsi="Tahoma" w:cs="Tahoma"/>
+          <w:sz w:val="20"/>
+          <w:szCs w:val="20"/>
+        </w:rPr>
+        <w:t xml:space="preserve"> agent </w:t>
+      </w:r>
+      <w:r>
+        <w:rPr>
+          <w:rFonts w:ascii="Tahoma" w:hAnsi="Tahoma" w:cs="Tahoma"/>
+          <w:sz w:val="20"/>
+          <w:szCs w:val="20"/>
+        </w:rPr>
+        <w:t>执行；脱敏收敛在单一出口点（绝对路径降级为文件名、疑似密钥字段一律</w:t>
+      </w:r>
+      <w:r>
+        <w:rPr>
+          <w:rFonts w:ascii="Tahoma" w:hAnsi="Tahoma" w:cs="Tahoma"/>
+          <w:sz w:val="20"/>
+          <w:szCs w:val="20"/>
+        </w:rPr>
+        <w:t xml:space="preserve"> redacted</w:t>
+      </w:r>
+      <w:r>
+        <w:rPr>
+          <w:rFonts w:ascii="Tahoma" w:hAnsi="Tahoma" w:cs="Tahoma"/>
+          <w:sz w:val="20"/>
+          <w:szCs w:val="20"/>
+        </w:rPr>
+        <w:t>），并由扫描测试强制保证。</w:t>
       </w:r>
     </w:p>
     <w:p>
@@ -429,15 +2293,163 @@
         </w:numPr>
         <w:rPr>
           <w:rFonts w:ascii="Tahoma" w:hAnsi="Tahoma" w:cs="Tahoma"/>
-          <w:sz w:val="22"/>
-        </w:rPr>
-      </w:pPr>
-      <w:r>
-        <w:rPr>
-          <w:rFonts w:ascii="Tahoma" w:hAnsi="Tahoma" w:cs="Tahoma"/>
-          <w:sz w:val="22"/>
-        </w:rPr>
-        <w:t xml:space="preserve">工程纪律：pytest 全量离线可跑、不依赖 API key（key 走环境变量，永不入库）；README demo 命令逐条可复现（已用全新 clone 从零验证）；以"公开声称 == 已实现功能"作为文档与简历的验收约束。</w:t>
+          <w:sz w:val="20"/>
+          <w:szCs w:val="20"/>
+        </w:rPr>
+      </w:pPr>
+      <w:r>
+        <w:rPr>
+          <w:rFonts w:ascii="Tahoma" w:hAnsi="Tahoma" w:cs="Tahoma"/>
+          <w:sz w:val="20"/>
+          <w:szCs w:val="20"/>
+        </w:rPr>
+        <w:t>工程纪律：</w:t>
+      </w:r>
+      <w:r>
+        <w:rPr>
+          <w:rFonts w:ascii="Tahoma" w:hAnsi="Tahoma" w:cs="Tahoma"/>
+          <w:sz w:val="20"/>
+          <w:szCs w:val="20"/>
+        </w:rPr>
+        <w:t xml:space="preserve">pytest </w:t>
+      </w:r>
+      <w:r>
+        <w:rPr>
+          <w:rFonts w:ascii="Tahoma" w:hAnsi="Tahoma" w:cs="Tahoma"/>
+          <w:sz w:val="20"/>
+          <w:szCs w:val="20"/>
+        </w:rPr>
+        <w:t>全量离线可跑、不依赖</w:t>
+      </w:r>
+      <w:r>
+        <w:rPr>
+          <w:rFonts w:ascii="Tahoma" w:hAnsi="Tahoma" w:cs="Tahoma"/>
+          <w:sz w:val="20"/>
+          <w:szCs w:val="20"/>
+        </w:rPr>
+        <w:t xml:space="preserve"> API key</w:t>
+      </w:r>
+      <w:r>
+        <w:rPr>
+          <w:rFonts w:ascii="Tahoma" w:hAnsi="Tahoma" w:cs="Tahoma"/>
+          <w:sz w:val="20"/>
+          <w:szCs w:val="20"/>
+        </w:rPr>
+        <w:t>（</w:t>
+      </w:r>
+      <w:r>
+        <w:rPr>
+          <w:rFonts w:ascii="Tahoma" w:hAnsi="Tahoma" w:cs="Tahoma"/>
+          <w:sz w:val="20"/>
+          <w:szCs w:val="20"/>
+        </w:rPr>
+        <w:t xml:space="preserve">key </w:t>
+      </w:r>
+      <w:r>
+        <w:rPr>
+          <w:rFonts w:ascii="Tahoma" w:hAnsi="Tahoma" w:cs="Tahoma"/>
+          <w:sz w:val="20"/>
+          <w:szCs w:val="20"/>
+        </w:rPr>
+        <w:t>走环境变量，永不入库）；</w:t>
+      </w:r>
+      <w:r>
+        <w:rPr>
+          <w:rFonts w:ascii="Tahoma" w:hAnsi="Tahoma" w:cs="Tahoma"/>
+          <w:sz w:val="20"/>
+          <w:szCs w:val="20"/>
+        </w:rPr>
+        <w:t xml:space="preserve">README demo </w:t>
+      </w:r>
+      <w:r>
+        <w:rPr>
+          <w:rFonts w:ascii="Tahoma" w:hAnsi="Tahoma" w:cs="Tahoma"/>
+          <w:sz w:val="20"/>
+          <w:szCs w:val="20"/>
+        </w:rPr>
+        <w:t>命令</w:t>
+      </w:r>
+      <w:proofErr w:type="gramStart"/>
+      <w:r>
+        <w:rPr>
+          <w:rFonts w:ascii="Tahoma" w:hAnsi="Tahoma" w:cs="Tahoma"/>
+          <w:sz w:val="20"/>
+          <w:szCs w:val="20"/>
+        </w:rPr>
+        <w:t>逐条可</w:t>
+      </w:r>
+      <w:proofErr w:type="gramEnd"/>
+      <w:r>
+        <w:rPr>
+          <w:rFonts w:ascii="Tahoma" w:hAnsi="Tahoma" w:cs="Tahoma"/>
+          <w:sz w:val="20"/>
+          <w:szCs w:val="20"/>
+        </w:rPr>
+        <w:t>复现（已用全新</w:t>
+      </w:r>
+      <w:r>
+        <w:rPr>
+          <w:rFonts w:ascii="Tahoma" w:hAnsi="Tahoma" w:cs="Tahoma"/>
+          <w:sz w:val="20"/>
+          <w:szCs w:val="20"/>
+        </w:rPr>
+        <w:t xml:space="preserve"> clone </w:t>
+      </w:r>
+      <w:r>
+        <w:rPr>
+          <w:rFonts w:ascii="Tahoma" w:hAnsi="Tahoma" w:cs="Tahoma"/>
+          <w:sz w:val="20"/>
+          <w:szCs w:val="20"/>
+        </w:rPr>
+        <w:t>从零验证）；以</w:t>
+      </w:r>
+      <w:r>
+        <w:rPr>
+          <w:rFonts w:ascii="Tahoma" w:hAnsi="Tahoma" w:cs="Tahoma"/>
+          <w:sz w:val="20"/>
+          <w:szCs w:val="20"/>
+        </w:rPr>
+        <w:t>"</w:t>
+      </w:r>
+      <w:r>
+        <w:rPr>
+          <w:rFonts w:ascii="Tahoma" w:hAnsi="Tahoma" w:cs="Tahoma"/>
+          <w:sz w:val="20"/>
+          <w:szCs w:val="20"/>
+        </w:rPr>
+        <w:t>公开声称</w:t>
+      </w:r>
+      <w:r>
+        <w:rPr>
+          <w:rFonts w:ascii="Tahoma" w:hAnsi="Tahoma" w:cs="Tahoma"/>
+          <w:sz w:val="20"/>
+          <w:szCs w:val="20"/>
+        </w:rPr>
+        <w:t xml:space="preserve"> == </w:t>
+      </w:r>
+      <w:r>
+        <w:rPr>
+          <w:rFonts w:ascii="Tahoma" w:hAnsi="Tahoma" w:cs="Tahoma"/>
+          <w:sz w:val="20"/>
+          <w:szCs w:val="20"/>
+        </w:rPr>
+        <w:t>已实现功能</w:t>
+      </w:r>
+      <w:r>
+        <w:rPr>
+          <w:rFonts w:ascii="Tahoma" w:hAnsi="Tahoma" w:cs="Tahoma"/>
+          <w:sz w:val="20"/>
+          <w:szCs w:val="20"/>
+        </w:rPr>
+        <w:t>"</w:t>
+      </w:r>
+      <w:r>
+        <w:rPr>
+          <w:rFonts w:ascii="Tahoma" w:hAnsi="Tahoma" w:cs="Tahoma"/>
+          <w:sz w:val="20"/>
+          <w:szCs w:val="20"/>
+        </w:rPr>
+        <w:t>作为文档与简历的验收约束。</w:t>
       </w:r>
     </w:p>
     <w:p>
@@ -453,7 +2465,7 @@
           <w:szCs w:val="21"/>
         </w:rPr>
         <w:pict w14:anchorId="0CFF464F">
-          <v:rect id="_x0000_i1087" style="width:0;height:1.5pt" o:hralign="center" o:hrstd="t" o:hr="t" fillcolor="#a0a0a0" stroked="f"/>
+          <v:rect id="_x0000_i1026" style="width:0;height:1.5pt" o:hralign="center" o:hrstd="t" o:hr="t" fillcolor="#a0a0a0" stroked="f"/>
         </w:pict>
       </w:r>
     </w:p>
@@ -473,7 +2485,33 @@
           <w:bCs/>
           <w:sz w:val="22"/>
         </w:rPr>
-        <w:t xml:space="preserve">多智能体 Actor-Critic 方法中的价值函数分解研究</w:t>
+        <w:t>多智能体</w:t>
+      </w:r>
+      <w:r>
+        <w:rPr>
+          <w:rFonts w:ascii="Tahoma" w:hAnsi="Tahoma" w:cs="Tahoma"/>
+          <w:b/>
+          <w:bCs/>
+          <w:sz w:val="22"/>
+        </w:rPr>
+        <w:t xml:space="preserve"> Actor-Critic </w:t>
+      </w:r>
+      <w:r>
+        <w:rPr>
+          <w:rFonts w:ascii="Tahoma" w:hAnsi="Tahoma" w:cs="Tahoma"/>
+          <w:b/>
+          <w:bCs/>
+          <w:sz w:val="22"/>
+        </w:rPr>
+        <w:t>方法中的价值函数分解研究</w:t>
+      </w:r>
+      <w:r>
+        <w:rPr>
+          <w:rFonts w:ascii="Tahoma" w:hAnsi="Tahoma" w:cs="Tahoma"/>
+          <w:b/>
+          <w:bCs/>
+          <w:sz w:val="22"/>
+        </w:rPr>
         <w:br/>
       </w:r>
       <w:r>
@@ -481,9 +2519,93 @@
           <w:rFonts w:ascii="Tahoma" w:hAnsi="Tahoma" w:cs="Tahoma"/>
           <w:sz w:val="22"/>
         </w:rPr>
-        <w:t xml:space="preserve">该项目研究将 VDN、QMIX 等价值函数分解方法引入 MAPPO 框架，探索 factorised critic 在 cooperative multi-agent environments 中对协作效率、收敛稳定性和策略表现的影响。该项目可作为 AI Agent 方向中多智能体协作、任务分解和策略学习的算法基础展示。代码开源：</w:t>
-      </w:r>
-      <w:hyperlink r:id="rId12" w:history="1">
+        <w:t>该项目研究将</w:t>
+      </w:r>
+      <w:r>
+        <w:rPr>
+          <w:rFonts w:ascii="Tahoma" w:hAnsi="Tahoma" w:cs="Tahoma"/>
+          <w:sz w:val="22"/>
+        </w:rPr>
+        <w:t xml:space="preserve"> VDN</w:t>
+      </w:r>
+      <w:r>
+        <w:rPr>
+          <w:rFonts w:ascii="Tahoma" w:hAnsi="Tahoma" w:cs="Tahoma"/>
+          <w:sz w:val="22"/>
+        </w:rPr>
+        <w:t>、</w:t>
+      </w:r>
+      <w:r>
+        <w:rPr>
+          <w:rFonts w:ascii="Tahoma" w:hAnsi="Tahoma" w:cs="Tahoma"/>
+          <w:sz w:val="22"/>
+        </w:rPr>
+        <w:t xml:space="preserve">QMIX </w:t>
+      </w:r>
+      <w:r>
+        <w:rPr>
+          <w:rFonts w:ascii="Tahoma" w:hAnsi="Tahoma" w:cs="Tahoma"/>
+          <w:sz w:val="22"/>
+        </w:rPr>
+        <w:t>等价值函数分解方法引入</w:t>
+      </w:r>
+      <w:r>
+        <w:rPr>
+          <w:rFonts w:ascii="Tahoma" w:hAnsi="Tahoma" w:cs="Tahoma"/>
+          <w:sz w:val="22"/>
+        </w:rPr>
+        <w:t xml:space="preserve"> MAPPO </w:t>
+      </w:r>
+      <w:r>
+        <w:rPr>
+          <w:rFonts w:ascii="Tahoma" w:hAnsi="Tahoma" w:cs="Tahoma"/>
+          <w:sz w:val="22"/>
+        </w:rPr>
+        <w:t>框架，探索</w:t>
+      </w:r>
+      <w:r>
+        <w:rPr>
+          <w:rFonts w:ascii="Tahoma" w:hAnsi="Tahoma" w:cs="Tahoma"/>
+          <w:sz w:val="22"/>
+        </w:rPr>
+        <w:t xml:space="preserve"> factorised critic </w:t>
+      </w:r>
+      <w:r>
+        <w:rPr>
+          <w:rFonts w:ascii="Tahoma" w:hAnsi="Tahoma" w:cs="Tahoma"/>
+          <w:sz w:val="22"/>
+        </w:rPr>
+        <w:t>在</w:t>
+      </w:r>
+      <w:r>
+        <w:rPr>
+          <w:rFonts w:ascii="Tahoma" w:hAnsi="Tahoma" w:cs="Tahoma"/>
+          <w:sz w:val="22"/>
+        </w:rPr>
+        <w:t xml:space="preserve"> cooperative multi-agent environments </w:t>
+      </w:r>
+      <w:r>
+        <w:rPr>
+          <w:rFonts w:ascii="Tahoma" w:hAnsi="Tahoma" w:cs="Tahoma"/>
+          <w:sz w:val="22"/>
+        </w:rPr>
+        <w:t>中对协作效率、收敛稳定性和策略表现的影响。该项目可作为</w:t>
+      </w:r>
+      <w:r>
+        <w:rPr>
+          <w:rFonts w:ascii="Tahoma" w:hAnsi="Tahoma" w:cs="Tahoma"/>
+          <w:sz w:val="22"/>
+        </w:rPr>
+        <w:t xml:space="preserve"> AI Agent </w:t>
+      </w:r>
+      <w:r>
+        <w:rPr>
+          <w:rFonts w:ascii="Tahoma" w:hAnsi="Tahoma" w:cs="Tahoma"/>
+          <w:sz w:val="22"/>
+        </w:rPr>
+        <w:t>方向中多智能体协作、任务分解和策略学习的算法基础展示。代码开源：</w:t>
+      </w:r>
+      <w:hyperlink r:id="rId10" w:history="1">
         <w:r>
           <w:rPr>
             <w:rStyle w:val="af2"/>
@@ -510,10 +2632,143 @@
           <w:bCs/>
           <w:sz w:val="22"/>
         </w:rPr>
+        <w:t>技术栈：</w:t>
+      </w:r>
+      <w:r>
+        <w:rPr>
+          <w:rFonts w:ascii="Tahoma" w:hAnsi="Tahoma" w:cs="Tahoma"/>
+          <w:b/>
+          <w:bCs/>
+          <w:sz w:val="22"/>
+        </w:rPr>
+        <w:br/>
+      </w:r>
+      <w:r>
+        <w:rPr>
+          <w:rFonts w:ascii="Tahoma" w:hAnsi="Tahoma" w:cs="Tahoma"/>
+          <w:b/>
+          <w:bCs/>
+          <w:sz w:val="22"/>
+        </w:rPr>
         <w:lastRenderedPageBreak/>
-        <w:t>技术栈：</w:t>
-        <w:br/>
-        <w:t>Python、PyTorch、ePyMARL、PyMARL、MAPPO、VDN、QMIX、多智能体强化学习</w:t>
+        <w:t>Python</w:t>
+      </w:r>
+      <w:r>
+        <w:rPr>
+          <w:rFonts w:ascii="Tahoma" w:hAnsi="Tahoma" w:cs="Tahoma"/>
+          <w:b/>
+          <w:bCs/>
+          <w:sz w:val="22"/>
+        </w:rPr>
+        <w:t>、</w:t>
+      </w:r>
+      <w:r>
+        <w:rPr>
+          <w:rFonts w:ascii="Tahoma" w:hAnsi="Tahoma" w:cs="Tahoma"/>
+          <w:b/>
+          <w:bCs/>
+          <w:sz w:val="22"/>
+        </w:rPr>
+        <w:t>PyTorch</w:t>
+      </w:r>
+      <w:r>
+        <w:rPr>
+          <w:rFonts w:ascii="Tahoma" w:hAnsi="Tahoma" w:cs="Tahoma"/>
+          <w:b/>
+          <w:bCs/>
+          <w:sz w:val="22"/>
+        </w:rPr>
+        <w:t>、</w:t>
+      </w:r>
+      <w:r>
+        <w:rPr>
+          <w:rFonts w:ascii="Tahoma" w:hAnsi="Tahoma" w:cs="Tahoma"/>
+          <w:b/>
+          <w:bCs/>
+          <w:sz w:val="22"/>
+        </w:rPr>
+        <w:t>ePyMARL</w:t>
+      </w:r>
+      <w:r>
+        <w:rPr>
+          <w:rFonts w:ascii="Tahoma" w:hAnsi="Tahoma" w:cs="Tahoma"/>
+          <w:b/>
+          <w:bCs/>
+          <w:sz w:val="22"/>
+        </w:rPr>
+        <w:t>、</w:t>
+      </w:r>
+      <w:r>
+        <w:rPr>
+          <w:rFonts w:ascii="Tahoma" w:hAnsi="Tahoma" w:cs="Tahoma"/>
+          <w:b/>
+          <w:bCs/>
+          <w:sz w:val="22"/>
+        </w:rPr>
+        <w:t>PyMARL</w:t>
+      </w:r>
+      <w:r>
+        <w:rPr>
+          <w:rFonts w:ascii="Tahoma" w:hAnsi="Tahoma" w:cs="Tahoma"/>
+          <w:b/>
+          <w:bCs/>
+          <w:sz w:val="22"/>
+        </w:rPr>
+        <w:t>、</w:t>
+      </w:r>
+      <w:r>
+        <w:rPr>
+          <w:rFonts w:ascii="Tahoma" w:hAnsi="Tahoma" w:cs="Tahoma"/>
+          <w:b/>
+          <w:bCs/>
+          <w:sz w:val="22"/>
+        </w:rPr>
+        <w:t>MAPPO</w:t>
+      </w:r>
+      <w:r>
+        <w:rPr>
+          <w:rFonts w:ascii="Tahoma" w:hAnsi="Tahoma" w:cs="Tahoma"/>
+          <w:b/>
+          <w:bCs/>
+          <w:sz w:val="22"/>
+        </w:rPr>
+        <w:t>、</w:t>
+      </w:r>
+      <w:r>
+        <w:rPr>
+          <w:rFonts w:ascii="Tahoma" w:hAnsi="Tahoma" w:cs="Tahoma"/>
+          <w:b/>
+          <w:bCs/>
+          <w:sz w:val="22"/>
+        </w:rPr>
+        <w:t>VDN</w:t>
+      </w:r>
+      <w:r>
+        <w:rPr>
+          <w:rFonts w:ascii="Tahoma" w:hAnsi="Tahoma" w:cs="Tahoma"/>
+          <w:b/>
+          <w:bCs/>
+          <w:sz w:val="22"/>
+        </w:rPr>
+        <w:t>、</w:t>
+      </w:r>
+      <w:r>
+        <w:rPr>
+          <w:rFonts w:ascii="Tahoma" w:hAnsi="Tahoma" w:cs="Tahoma"/>
+          <w:b/>
+          <w:bCs/>
+          <w:sz w:val="22"/>
+        </w:rPr>
+        <w:t>QMIX</w:t>
+      </w:r>
+      <w:r>
+        <w:rPr>
+          <w:rFonts w:ascii="Tahoma" w:hAnsi="Tahoma" w:cs="Tahoma"/>
+          <w:b/>
+          <w:bCs/>
+          <w:sz w:val="22"/>
+        </w:rPr>
+        <w:t>、多智能体强化学习</w:t>
       </w:r>
     </w:p>
     <w:p>
@@ -551,7 +2806,63 @@
           <w:rFonts w:ascii="Tahoma" w:hAnsi="Tahoma" w:cs="Tahoma"/>
           <w:sz w:val="22"/>
         </w:rPr>
-        <w:t xml:space="preserve">基于 ePyMARL / PyMARL 框架实现 MAPPO、MAPPO-VDN、MAPPO-QMIX 等多智能体强化学习算法变体，并完成训练配置、实验运行和结果评估。</w:t>
+        <w:t>基于</w:t>
+      </w:r>
+      <w:r>
+        <w:rPr>
+          <w:rFonts w:ascii="Tahoma" w:hAnsi="Tahoma" w:cs="Tahoma"/>
+          <w:sz w:val="22"/>
+        </w:rPr>
+        <w:t xml:space="preserve"> ePyMARL / PyMARL </w:t>
+      </w:r>
+      <w:r>
+        <w:rPr>
+          <w:rFonts w:ascii="Tahoma" w:hAnsi="Tahoma" w:cs="Tahoma"/>
+          <w:sz w:val="22"/>
+        </w:rPr>
+        <w:t>框架实现</w:t>
+      </w:r>
+      <w:r>
+        <w:rPr>
+          <w:rFonts w:ascii="Tahoma" w:hAnsi="Tahoma" w:cs="Tahoma"/>
+          <w:sz w:val="22"/>
+        </w:rPr>
+        <w:t xml:space="preserve"> MAPPO</w:t>
+      </w:r>
+      <w:r>
+        <w:rPr>
+          <w:rFonts w:ascii="Tahoma" w:hAnsi="Tahoma" w:cs="Tahoma"/>
+          <w:sz w:val="22"/>
+        </w:rPr>
+        <w:t>、</w:t>
+      </w:r>
+      <w:r>
+        <w:rPr>
+          <w:rFonts w:ascii="Tahoma" w:hAnsi="Tahoma" w:cs="Tahoma"/>
+          <w:sz w:val="22"/>
+        </w:rPr>
+        <w:t>MAPPO-VDN</w:t>
+      </w:r>
+      <w:r>
+        <w:rPr>
+          <w:rFonts w:ascii="Tahoma" w:hAnsi="Tahoma" w:cs="Tahoma"/>
+          <w:sz w:val="22"/>
+        </w:rPr>
+        <w:t>、</w:t>
+      </w:r>
+      <w:r>
+        <w:rPr>
+          <w:rFonts w:ascii="Tahoma" w:hAnsi="Tahoma" w:cs="Tahoma"/>
+          <w:sz w:val="22"/>
+        </w:rPr>
+        <w:t xml:space="preserve">MAPPO-QMIX </w:t>
+      </w:r>
+      <w:r>
+        <w:rPr>
+          <w:rFonts w:ascii="Tahoma" w:hAnsi="Tahoma" w:cs="Tahoma"/>
+          <w:sz w:val="22"/>
+        </w:rPr>
+        <w:t>等多智能体强化学习算法变体，并完成训练配置、实验运行和结果评估。</w:t>
       </w:r>
     </w:p>
     <w:p>
@@ -570,7 +2881,91 @@
           <w:rFonts w:ascii="Tahoma" w:hAnsi="Tahoma" w:cs="Tahoma"/>
           <w:sz w:val="22"/>
         </w:rPr>
-        <w:t xml:space="preserve">修改 actor-critic 框架中的 critic 网络结构，引入 VDN 风格的加性价值分解和 QMIX 风格的单调混合网络，探索 factorised critic 在 cooperative multi-agent tasks 中的适用性。</w:t>
+        <w:t>修改</w:t>
+      </w:r>
+      <w:r>
+        <w:rPr>
+          <w:rFonts w:ascii="Tahoma" w:hAnsi="Tahoma" w:cs="Tahoma"/>
+          <w:sz w:val="22"/>
+        </w:rPr>
+        <w:t xml:space="preserve"> actor-critic </w:t>
+      </w:r>
+      <w:r>
+        <w:rPr>
+          <w:rFonts w:ascii="Tahoma" w:hAnsi="Tahoma" w:cs="Tahoma"/>
+          <w:sz w:val="22"/>
+        </w:rPr>
+        <w:t>框架中的</w:t>
+      </w:r>
+      <w:r>
+        <w:rPr>
+          <w:rFonts w:ascii="Tahoma" w:hAnsi="Tahoma" w:cs="Tahoma"/>
+          <w:sz w:val="22"/>
+        </w:rPr>
+        <w:t xml:space="preserve"> critic </w:t>
+      </w:r>
+      <w:r>
+        <w:rPr>
+          <w:rFonts w:ascii="Tahoma" w:hAnsi="Tahoma" w:cs="Tahoma"/>
+          <w:sz w:val="22"/>
+        </w:rPr>
+        <w:t>网络结构，引入</w:t>
+      </w:r>
+      <w:r>
+        <w:rPr>
+          <w:rFonts w:ascii="Tahoma" w:hAnsi="Tahoma" w:cs="Tahoma"/>
+          <w:sz w:val="22"/>
+        </w:rPr>
+        <w:t xml:space="preserve"> VDN </w:t>
+      </w:r>
+      <w:r>
+        <w:rPr>
+          <w:rFonts w:ascii="Tahoma" w:hAnsi="Tahoma" w:cs="Tahoma"/>
+          <w:sz w:val="22"/>
+        </w:rPr>
+        <w:t>风格的加性价值分解和</w:t>
+      </w:r>
+      <w:r>
+        <w:rPr>
+          <w:rFonts w:ascii="Tahoma" w:hAnsi="Tahoma" w:cs="Tahoma"/>
+          <w:sz w:val="22"/>
+        </w:rPr>
+        <w:t xml:space="preserve"> QMIX </w:t>
+      </w:r>
+      <w:r>
+        <w:rPr>
+          <w:rFonts w:ascii="Tahoma" w:hAnsi="Tahoma" w:cs="Tahoma"/>
+          <w:sz w:val="22"/>
+        </w:rPr>
+        <w:t>风格的单调混合网络，探索</w:t>
+      </w:r>
+      <w:r>
+        <w:rPr>
+          <w:rFonts w:ascii="Tahoma" w:hAnsi="Tahoma" w:cs="Tahoma"/>
+          <w:sz w:val="22"/>
+        </w:rPr>
+        <w:t xml:space="preserve"> factorised critic </w:t>
+      </w:r>
+      <w:r>
+        <w:rPr>
+          <w:rFonts w:ascii="Tahoma" w:hAnsi="Tahoma" w:cs="Tahoma"/>
+          <w:sz w:val="22"/>
+        </w:rPr>
+        <w:t>在</w:t>
+      </w:r>
+      <w:r>
+        <w:rPr>
+          <w:rFonts w:ascii="Tahoma" w:hAnsi="Tahoma" w:cs="Tahoma"/>
+          <w:sz w:val="22"/>
+        </w:rPr>
+        <w:t xml:space="preserve"> cooperative multi-agent tasks </w:t>
+      </w:r>
+      <w:r>
+        <w:rPr>
+          <w:rFonts w:ascii="Tahoma" w:hAnsi="Tahoma" w:cs="Tahoma"/>
+          <w:sz w:val="22"/>
+        </w:rPr>
+        <w:t>中的适用性。</w:t>
       </w:r>
     </w:p>
     <w:p>
@@ -589,7 +2984,35 @@
           <w:rFonts w:ascii="Tahoma" w:hAnsi="Tahoma" w:cs="Tahoma"/>
           <w:sz w:val="22"/>
         </w:rPr>
-        <w:t xml:space="preserve">支持 centralized training with decentralized execution 训练范式，在训练阶段利用全局状态和联合动作信息，在执行阶段由各 agent 基于局部观测独立决策。</w:t>
+        <w:t>支持</w:t>
+      </w:r>
+      <w:r>
+        <w:rPr>
+          <w:rFonts w:ascii="Tahoma" w:hAnsi="Tahoma" w:cs="Tahoma"/>
+          <w:sz w:val="22"/>
+        </w:rPr>
+        <w:t xml:space="preserve"> centralized training with decentralized execution </w:t>
+      </w:r>
+      <w:r>
+        <w:rPr>
+          <w:rFonts w:ascii="Tahoma" w:hAnsi="Tahoma" w:cs="Tahoma"/>
+          <w:sz w:val="22"/>
+        </w:rPr>
+        <w:t>训练范式，在训练阶段利用全局状态和联合动作信息，在执行阶段由各</w:t>
+      </w:r>
+      <w:r>
+        <w:rPr>
+          <w:rFonts w:ascii="Tahoma" w:hAnsi="Tahoma" w:cs="Tahoma"/>
+          <w:sz w:val="22"/>
+        </w:rPr>
+        <w:t xml:space="preserve"> agent </w:t>
+      </w:r>
+      <w:r>
+        <w:rPr>
+          <w:rFonts w:ascii="Tahoma" w:hAnsi="Tahoma" w:cs="Tahoma"/>
+          <w:sz w:val="22"/>
+        </w:rPr>
+        <w:t>基于局部观测独立决策。</w:t>
       </w:r>
     </w:p>
     <w:p>
@@ -608,7 +3031,49 @@
           <w:rFonts w:ascii="Tahoma" w:hAnsi="Tahoma" w:cs="Tahoma"/>
           <w:sz w:val="22"/>
         </w:rPr>
-        <w:t xml:space="preserve">在 Matrix Game 和 Predator-Prey 环境中设计并完成对比实验，评估不同算法在 test return、收敛速度、最终回报和协作表现上的差异。</w:t>
+        <w:t>在</w:t>
+      </w:r>
+      <w:r>
+        <w:rPr>
+          <w:rFonts w:ascii="Tahoma" w:hAnsi="Tahoma" w:cs="Tahoma"/>
+          <w:sz w:val="22"/>
+        </w:rPr>
+        <w:t xml:space="preserve"> Matrix Game </w:t>
+      </w:r>
+      <w:r>
+        <w:rPr>
+          <w:rFonts w:ascii="Tahoma" w:hAnsi="Tahoma" w:cs="Tahoma"/>
+          <w:sz w:val="22"/>
+        </w:rPr>
+        <w:t>和</w:t>
+      </w:r>
+      <w:r>
+        <w:rPr>
+          <w:rFonts w:ascii="Tahoma" w:hAnsi="Tahoma" w:cs="Tahoma"/>
+          <w:sz w:val="22"/>
+        </w:rPr>
+        <w:t xml:space="preserve"> Predator-Prey </w:t>
+      </w:r>
+      <w:r>
+        <w:rPr>
+          <w:rFonts w:ascii="Tahoma" w:hAnsi="Tahoma" w:cs="Tahoma"/>
+          <w:sz w:val="22"/>
+        </w:rPr>
+        <w:t>环境中设计并完成对比实验，评估不同算法在</w:t>
+      </w:r>
+      <w:r>
+        <w:rPr>
+          <w:rFonts w:ascii="Tahoma" w:hAnsi="Tahoma" w:cs="Tahoma"/>
+          <w:sz w:val="22"/>
+        </w:rPr>
+        <w:t xml:space="preserve"> test return</w:t>
+      </w:r>
+      <w:r>
+        <w:rPr>
+          <w:rFonts w:ascii="Tahoma" w:hAnsi="Tahoma" w:cs="Tahoma"/>
+          <w:sz w:val="22"/>
+        </w:rPr>
+        <w:t>、收敛速度、最终回报和协作表现上的差异。</w:t>
       </w:r>
     </w:p>
     <w:p>
@@ -627,7 +3092,63 @@
           <w:rFonts w:ascii="Tahoma" w:hAnsi="Tahoma" w:cs="Tahoma"/>
           <w:sz w:val="22"/>
         </w:rPr>
-        <w:t xml:space="preserve">构建实验日志记录与结果分析流程，对 reward curve、test return、convergence behaviour 和 training stability 等指标进行可视化和比较。</w:t>
+        <w:t>构建实验日志记录与结果分析流程，对</w:t>
+      </w:r>
+      <w:r>
+        <w:rPr>
+          <w:rFonts w:ascii="Tahoma" w:hAnsi="Tahoma" w:cs="Tahoma"/>
+          <w:sz w:val="22"/>
+        </w:rPr>
+        <w:t xml:space="preserve"> reward curve</w:t>
+      </w:r>
+      <w:r>
+        <w:rPr>
+          <w:rFonts w:ascii="Tahoma" w:hAnsi="Tahoma" w:cs="Tahoma"/>
+          <w:sz w:val="22"/>
+        </w:rPr>
+        <w:t>、</w:t>
+      </w:r>
+      <w:r>
+        <w:rPr>
+          <w:rFonts w:ascii="Tahoma" w:hAnsi="Tahoma" w:cs="Tahoma"/>
+          <w:sz w:val="22"/>
+        </w:rPr>
+        <w:t>test return</w:t>
+      </w:r>
+      <w:r>
+        <w:rPr>
+          <w:rFonts w:ascii="Tahoma" w:hAnsi="Tahoma" w:cs="Tahoma"/>
+          <w:sz w:val="22"/>
+        </w:rPr>
+        <w:t>、</w:t>
+      </w:r>
+      <w:r>
+        <w:rPr>
+          <w:rFonts w:ascii="Tahoma" w:hAnsi="Tahoma" w:cs="Tahoma"/>
+          <w:sz w:val="22"/>
+        </w:rPr>
+        <w:t xml:space="preserve">convergence behaviour </w:t>
+      </w:r>
+      <w:r>
+        <w:rPr>
+          <w:rFonts w:ascii="Tahoma" w:hAnsi="Tahoma" w:cs="Tahoma"/>
+          <w:sz w:val="22"/>
+        </w:rPr>
+        <w:t>和</w:t>
+      </w:r>
+      <w:r>
+        <w:rPr>
+          <w:rFonts w:ascii="Tahoma" w:hAnsi="Tahoma" w:cs="Tahoma"/>
+          <w:sz w:val="22"/>
+        </w:rPr>
+        <w:t xml:space="preserve"> training stability </w:t>
+      </w:r>
+      <w:r>
+        <w:rPr>
+          <w:rFonts w:ascii="Tahoma" w:hAnsi="Tahoma" w:cs="Tahoma"/>
+          <w:sz w:val="22"/>
+        </w:rPr>
+        <w:t>等指标进行可视化和比较。</w:t>
       </w:r>
     </w:p>
     <w:p>
@@ -646,7 +3167,63 @@
           <w:rFonts w:ascii="Tahoma" w:hAnsi="Tahoma" w:cs="Tahoma"/>
           <w:sz w:val="22"/>
         </w:rPr>
-        <w:t xml:space="preserve">分析价值函数分解方法应用于 actor-critic 框架时可能出现的不稳定问题，包括 critic approximation error、多智能体非平稳性、credit assignment 和 mixing network 表达能力限制。</w:t>
+        <w:t>分析价值函数分解方法应用于</w:t>
+      </w:r>
+      <w:r>
+        <w:rPr>
+          <w:rFonts w:ascii="Tahoma" w:hAnsi="Tahoma" w:cs="Tahoma"/>
+          <w:sz w:val="22"/>
+        </w:rPr>
+        <w:t xml:space="preserve"> actor-critic </w:t>
+      </w:r>
+      <w:r>
+        <w:rPr>
+          <w:rFonts w:ascii="Tahoma" w:hAnsi="Tahoma" w:cs="Tahoma"/>
+          <w:sz w:val="22"/>
+        </w:rPr>
+        <w:t>框架时可能出现的不稳定问题，包括</w:t>
+      </w:r>
+      <w:r>
+        <w:rPr>
+          <w:rFonts w:ascii="Tahoma" w:hAnsi="Tahoma" w:cs="Tahoma"/>
+          <w:sz w:val="22"/>
+        </w:rPr>
+        <w:t xml:space="preserve"> critic approximation error</w:t>
+      </w:r>
+      <w:r>
+        <w:rPr>
+          <w:rFonts w:ascii="Tahoma" w:hAnsi="Tahoma" w:cs="Tahoma"/>
+          <w:sz w:val="22"/>
+        </w:rPr>
+        <w:t>、多智能体非平稳性、</w:t>
+      </w:r>
+      <w:r>
+        <w:rPr>
+          <w:rFonts w:ascii="Tahoma" w:hAnsi="Tahoma" w:cs="Tahoma"/>
+          <w:sz w:val="22"/>
+        </w:rPr>
+        <w:t xml:space="preserve">credit assignment </w:t>
+      </w:r>
+      <w:r>
+        <w:rPr>
+          <w:rFonts w:ascii="Tahoma" w:hAnsi="Tahoma" w:cs="Tahoma"/>
+          <w:sz w:val="22"/>
+        </w:rPr>
+        <w:t>和</w:t>
+      </w:r>
+      <w:r>
+        <w:rPr>
+          <w:rFonts w:ascii="Tahoma" w:hAnsi="Tahoma" w:cs="Tahoma"/>
+          <w:sz w:val="22"/>
+        </w:rPr>
+        <w:t xml:space="preserve"> mixing network </w:t>
+      </w:r>
+      <w:r>
+        <w:rPr>
+          <w:rFonts w:ascii="Tahoma" w:hAnsi="Tahoma" w:cs="Tahoma"/>
+          <w:sz w:val="22"/>
+        </w:rPr>
+        <w:t>表达能力限制。</w:t>
       </w:r>
     </w:p>
     <w:p>
@@ -681,6 +3258,871 @@
           <w:szCs w:val="21"/>
         </w:rPr>
         <w:pict w14:anchorId="3838EC30">
+          <v:rect id="_x0000_i1027" style="width:0;height:1.5pt" o:hralign="center" o:hrstd="t" o:hr="t" fillcolor="#a0a0a0" stroked="f"/>
+        </w:pict>
+      </w:r>
+    </w:p>
+    <w:p>
+      <w:pPr>
+        <w:rPr>
+          <w:rFonts w:ascii="Tahoma" w:hAnsi="Tahoma" w:cs="Tahoma"/>
+          <w:b/>
+          <w:bCs/>
+          <w:sz w:val="24"/>
+          <w:szCs w:val="24"/>
+        </w:rPr>
+      </w:pPr>
+      <w:r>
+        <w:rPr>
+          <w:rFonts w:ascii="Tahoma" w:hAnsi="Tahoma" w:cs="Tahoma"/>
+          <w:b/>
+          <w:bCs/>
+          <w:sz w:val="24"/>
+          <w:szCs w:val="24"/>
+        </w:rPr>
+        <w:t>技术能力</w:t>
+      </w:r>
+    </w:p>
+    <w:p>
+      <w:pPr>
+        <w:rPr>
+          <w:rFonts w:ascii="Tahoma" w:hAnsi="Tahoma" w:cs="Tahoma"/>
+          <w:szCs w:val="21"/>
+        </w:rPr>
+      </w:pPr>
+      <w:r>
+        <w:rPr>
+          <w:rFonts w:ascii="Tahoma" w:hAnsi="Tahoma" w:cs="Tahoma"/>
+          <w:b/>
+          <w:bCs/>
+          <w:szCs w:val="21"/>
+        </w:rPr>
+        <w:t>编程语言与工程开发：</w:t>
+      </w:r>
+      <w:r>
+        <w:rPr>
+          <w:rFonts w:ascii="Tahoma" w:hAnsi="Tahoma" w:cs="Tahoma"/>
+          <w:szCs w:val="21"/>
+        </w:rPr>
+        <w:t xml:space="preserve"> </w:t>
+      </w:r>
+      <w:r>
+        <w:rPr>
+          <w:rFonts w:ascii="Tahoma" w:hAnsi="Tahoma" w:cs="Tahoma"/>
+          <w:szCs w:val="21"/>
+        </w:rPr>
+        <w:t>熟悉</w:t>
+      </w:r>
+      <w:r>
+        <w:rPr>
+          <w:rFonts w:ascii="Tahoma" w:hAnsi="Tahoma" w:cs="Tahoma"/>
+          <w:szCs w:val="21"/>
+        </w:rPr>
+        <w:t xml:space="preserve"> Python</w:t>
+      </w:r>
+      <w:r>
+        <w:rPr>
+          <w:rFonts w:ascii="Tahoma" w:hAnsi="Tahoma" w:cs="Tahoma"/>
+          <w:szCs w:val="21"/>
+        </w:rPr>
+        <w:t>、</w:t>
+      </w:r>
+      <w:r>
+        <w:rPr>
+          <w:rFonts w:ascii="Tahoma" w:hAnsi="Tahoma" w:cs="Tahoma"/>
+          <w:szCs w:val="21"/>
+        </w:rPr>
+        <w:t>C/C++</w:t>
+      </w:r>
+      <w:r>
+        <w:rPr>
+          <w:rFonts w:ascii="Tahoma" w:hAnsi="Tahoma" w:cs="Tahoma"/>
+          <w:szCs w:val="21"/>
+        </w:rPr>
+        <w:t>，掌握</w:t>
+      </w:r>
+      <w:r>
+        <w:rPr>
+          <w:rFonts w:ascii="Tahoma" w:hAnsi="Tahoma" w:cs="Tahoma"/>
+          <w:szCs w:val="21"/>
+        </w:rPr>
+        <w:t xml:space="preserve"> SQL </w:t>
+      </w:r>
+      <w:r>
+        <w:rPr>
+          <w:rFonts w:ascii="Tahoma" w:hAnsi="Tahoma" w:cs="Tahoma"/>
+          <w:szCs w:val="21"/>
+        </w:rPr>
+        <w:t>基础，了解</w:t>
+      </w:r>
+      <w:r>
+        <w:rPr>
+          <w:rFonts w:ascii="Tahoma" w:hAnsi="Tahoma" w:cs="Tahoma"/>
+          <w:szCs w:val="21"/>
+        </w:rPr>
+        <w:t xml:space="preserve"> JavaScript</w:t>
+      </w:r>
+      <w:r>
+        <w:rPr>
+          <w:rFonts w:ascii="Tahoma" w:hAnsi="Tahoma" w:cs="Tahoma"/>
+          <w:szCs w:val="21"/>
+        </w:rPr>
+        <w:t>、</w:t>
+      </w:r>
+      <w:r>
+        <w:rPr>
+          <w:rFonts w:ascii="Tahoma" w:hAnsi="Tahoma" w:cs="Tahoma"/>
+          <w:szCs w:val="21"/>
+        </w:rPr>
+        <w:t>HTML</w:t>
+      </w:r>
+      <w:r>
+        <w:rPr>
+          <w:rFonts w:ascii="Tahoma" w:hAnsi="Tahoma" w:cs="Tahoma"/>
+          <w:szCs w:val="21"/>
+        </w:rPr>
+        <w:t>、</w:t>
+      </w:r>
+      <w:r>
+        <w:rPr>
+          <w:rFonts w:ascii="Tahoma" w:hAnsi="Tahoma" w:cs="Tahoma"/>
+          <w:szCs w:val="21"/>
+        </w:rPr>
+        <w:t>CSS</w:t>
+      </w:r>
+      <w:r>
+        <w:rPr>
+          <w:rFonts w:ascii="Tahoma" w:hAnsi="Tahoma" w:cs="Tahoma"/>
+          <w:szCs w:val="21"/>
+        </w:rPr>
+        <w:t>；可用</w:t>
+      </w:r>
+      <w:r>
+        <w:rPr>
+          <w:rFonts w:ascii="Tahoma" w:hAnsi="Tahoma" w:cs="Tahoma"/>
+          <w:szCs w:val="21"/>
+        </w:rPr>
+        <w:t xml:space="preserve"> Python </w:t>
+      </w:r>
+      <w:r>
+        <w:rPr>
+          <w:rFonts w:ascii="Tahoma" w:hAnsi="Tahoma" w:cs="Tahoma"/>
+          <w:szCs w:val="21"/>
+        </w:rPr>
+        <w:t>完成</w:t>
+      </w:r>
+      <w:r>
+        <w:rPr>
+          <w:rFonts w:ascii="Tahoma" w:hAnsi="Tahoma" w:cs="Tahoma"/>
+          <w:szCs w:val="21"/>
+        </w:rPr>
+        <w:t xml:space="preserve"> AI </w:t>
+      </w:r>
+      <w:r>
+        <w:rPr>
+          <w:rFonts w:ascii="Tahoma" w:hAnsi="Tahoma" w:cs="Tahoma"/>
+          <w:szCs w:val="21"/>
+        </w:rPr>
+        <w:t>应用原型、数据处理、日志解析、实验自动化与模型训练流程。</w:t>
+      </w:r>
+    </w:p>
+    <w:p>
+      <w:pPr>
+        <w:rPr>
+          <w:rFonts w:ascii="Tahoma" w:hAnsi="Tahoma" w:cs="Tahoma"/>
+          <w:szCs w:val="21"/>
+        </w:rPr>
+      </w:pPr>
+      <w:r>
+        <w:rPr>
+          <w:rFonts w:ascii="Tahoma" w:hAnsi="Tahoma" w:cs="Tahoma"/>
+          <w:b/>
+          <w:bCs/>
+          <w:szCs w:val="21"/>
+        </w:rPr>
+        <w:t xml:space="preserve">AI Agent </w:t>
+      </w:r>
+      <w:r>
+        <w:rPr>
+          <w:rFonts w:ascii="Tahoma" w:hAnsi="Tahoma" w:cs="Tahoma"/>
+          <w:b/>
+          <w:bCs/>
+          <w:szCs w:val="21"/>
+        </w:rPr>
+        <w:t>与</w:t>
+      </w:r>
+      <w:r>
+        <w:rPr>
+          <w:rFonts w:ascii="Tahoma" w:hAnsi="Tahoma" w:cs="Tahoma"/>
+          <w:b/>
+          <w:bCs/>
+          <w:szCs w:val="21"/>
+        </w:rPr>
+        <w:t xml:space="preserve"> LLM </w:t>
+      </w:r>
+      <w:r>
+        <w:rPr>
+          <w:rFonts w:ascii="Tahoma" w:hAnsi="Tahoma" w:cs="Tahoma"/>
+          <w:b/>
+          <w:bCs/>
+          <w:szCs w:val="21"/>
+        </w:rPr>
+        <w:t>应用：</w:t>
+      </w:r>
+      <w:r>
+        <w:rPr>
+          <w:rFonts w:ascii="Tahoma" w:hAnsi="Tahoma" w:cs="Tahoma"/>
+          <w:szCs w:val="21"/>
+        </w:rPr>
+        <w:t xml:space="preserve"> </w:t>
+      </w:r>
+      <w:r>
+        <w:rPr>
+          <w:rFonts w:ascii="Tahoma" w:hAnsi="Tahoma" w:cs="Tahoma"/>
+          <w:szCs w:val="21"/>
+        </w:rPr>
+        <w:t>了解</w:t>
+      </w:r>
+      <w:r>
+        <w:rPr>
+          <w:rFonts w:ascii="Tahoma" w:hAnsi="Tahoma" w:cs="Tahoma"/>
+          <w:szCs w:val="21"/>
+        </w:rPr>
+        <w:t xml:space="preserve"> LLM Agent </w:t>
+      </w:r>
+      <w:r>
+        <w:rPr>
+          <w:rFonts w:ascii="Tahoma" w:hAnsi="Tahoma" w:cs="Tahoma"/>
+          <w:szCs w:val="21"/>
+        </w:rPr>
+        <w:t>基本架构，包括</w:t>
+      </w:r>
+      <w:r>
+        <w:rPr>
+          <w:rFonts w:ascii="Tahoma" w:hAnsi="Tahoma" w:cs="Tahoma"/>
+          <w:szCs w:val="21"/>
+        </w:rPr>
+        <w:t xml:space="preserve"> tool calling</w:t>
+      </w:r>
+      <w:r>
+        <w:rPr>
+          <w:rFonts w:ascii="Tahoma" w:hAnsi="Tahoma" w:cs="Tahoma"/>
+          <w:szCs w:val="21"/>
+        </w:rPr>
+        <w:t>、任务分解、</w:t>
+      </w:r>
+      <w:r>
+        <w:rPr>
+          <w:rFonts w:ascii="Tahoma" w:hAnsi="Tahoma" w:cs="Tahoma"/>
+          <w:szCs w:val="21"/>
+        </w:rPr>
+        <w:t xml:space="preserve">RAG </w:t>
+      </w:r>
+      <w:r>
+        <w:rPr>
+          <w:rFonts w:ascii="Tahoma" w:hAnsi="Tahoma" w:cs="Tahoma"/>
+          <w:szCs w:val="21"/>
+        </w:rPr>
+        <w:t>检索增强生成、</w:t>
+      </w:r>
+      <w:r>
+        <w:rPr>
+          <w:rFonts w:ascii="Tahoma" w:hAnsi="Tahoma" w:cs="Tahoma"/>
+          <w:szCs w:val="21"/>
+        </w:rPr>
+        <w:t>prompt engineering</w:t>
+      </w:r>
+      <w:r>
+        <w:rPr>
+          <w:rFonts w:ascii="Tahoma" w:hAnsi="Tahoma" w:cs="Tahoma"/>
+          <w:szCs w:val="21"/>
+        </w:rPr>
+        <w:t>、记忆管理、多轮对话状态管理和</w:t>
+      </w:r>
+      <w:r>
+        <w:rPr>
+          <w:rFonts w:ascii="Tahoma" w:hAnsi="Tahoma" w:cs="Tahoma"/>
+          <w:szCs w:val="21"/>
+        </w:rPr>
+        <w:t xml:space="preserve"> Markdown </w:t>
+      </w:r>
+      <w:r>
+        <w:rPr>
+          <w:rFonts w:ascii="Tahoma" w:hAnsi="Tahoma" w:cs="Tahoma"/>
+          <w:szCs w:val="21"/>
+        </w:rPr>
+        <w:t>报告生成；具备将大模型能力与外部工具、数据库和自动化脚本结合、并对其做离线评测的项目开发经验。</w:t>
+      </w:r>
+    </w:p>
+    <w:p>
+      <w:pPr>
+        <w:rPr>
+          <w:rFonts w:ascii="Tahoma" w:hAnsi="Tahoma" w:cs="Tahoma"/>
+          <w:szCs w:val="21"/>
+        </w:rPr>
+      </w:pPr>
+      <w:r>
+        <w:rPr>
+          <w:rFonts w:ascii="Tahoma" w:hAnsi="Tahoma" w:cs="Tahoma"/>
+          <w:b/>
+          <w:bCs/>
+          <w:szCs w:val="21"/>
+        </w:rPr>
+        <w:t xml:space="preserve">RAG </w:t>
+      </w:r>
+      <w:r>
+        <w:rPr>
+          <w:rFonts w:ascii="Tahoma" w:hAnsi="Tahoma" w:cs="Tahoma"/>
+          <w:b/>
+          <w:bCs/>
+          <w:szCs w:val="21"/>
+        </w:rPr>
+        <w:t>与向量检索：</w:t>
+      </w:r>
+      <w:r>
+        <w:rPr>
+          <w:rFonts w:ascii="Tahoma" w:hAnsi="Tahoma" w:cs="Tahoma"/>
+          <w:szCs w:val="21"/>
+        </w:rPr>
+        <w:t xml:space="preserve"> </w:t>
+      </w:r>
+      <w:r>
+        <w:rPr>
+          <w:rFonts w:ascii="Tahoma" w:hAnsi="Tahoma" w:cs="Tahoma"/>
+          <w:szCs w:val="21"/>
+        </w:rPr>
+        <w:t>了解</w:t>
+      </w:r>
+      <w:r>
+        <w:rPr>
+          <w:rFonts w:ascii="Tahoma" w:hAnsi="Tahoma" w:cs="Tahoma"/>
+          <w:szCs w:val="21"/>
+        </w:rPr>
+        <w:t xml:space="preserve"> Markdown </w:t>
+      </w:r>
+      <w:r>
+        <w:rPr>
+          <w:rFonts w:ascii="Tahoma" w:hAnsi="Tahoma" w:cs="Tahoma"/>
+          <w:szCs w:val="21"/>
+        </w:rPr>
+        <w:t>文档解析、文本切分、</w:t>
+      </w:r>
+      <w:r>
+        <w:rPr>
+          <w:rFonts w:ascii="Tahoma" w:hAnsi="Tahoma" w:cs="Tahoma"/>
+          <w:szCs w:val="21"/>
+        </w:rPr>
+        <w:t xml:space="preserve">embedding </w:t>
+      </w:r>
+      <w:r>
+        <w:rPr>
+          <w:rFonts w:ascii="Tahoma" w:hAnsi="Tahoma" w:cs="Tahoma"/>
+          <w:szCs w:val="21"/>
+        </w:rPr>
+        <w:t>生成、</w:t>
+      </w:r>
+      <w:r>
+        <w:rPr>
+          <w:rFonts w:ascii="Tahoma" w:hAnsi="Tahoma" w:cs="Tahoma"/>
+          <w:szCs w:val="21"/>
+        </w:rPr>
+        <w:t xml:space="preserve">FAISS / Chroma </w:t>
+      </w:r>
+      <w:r>
+        <w:rPr>
+          <w:rFonts w:ascii="Tahoma" w:hAnsi="Tahoma" w:cs="Tahoma"/>
+          <w:szCs w:val="21"/>
+        </w:rPr>
+        <w:t>向量索引、</w:t>
+      </w:r>
+      <w:r>
+        <w:rPr>
+          <w:rFonts w:ascii="Tahoma" w:hAnsi="Tahoma" w:cs="Tahoma"/>
+          <w:szCs w:val="21"/>
+        </w:rPr>
+        <w:t xml:space="preserve">top-k </w:t>
+      </w:r>
+      <w:r>
+        <w:rPr>
+          <w:rFonts w:ascii="Tahoma" w:hAnsi="Tahoma" w:cs="Tahoma"/>
+          <w:szCs w:val="21"/>
+        </w:rPr>
+        <w:t>语义检索和上下文拼接流程；理解</w:t>
+      </w:r>
+      <w:r>
+        <w:rPr>
+          <w:rFonts w:ascii="Tahoma" w:hAnsi="Tahoma" w:cs="Tahoma"/>
+          <w:szCs w:val="21"/>
+        </w:rPr>
+        <w:t xml:space="preserve"> RAG </w:t>
+      </w:r>
+      <w:r>
+        <w:rPr>
+          <w:rFonts w:ascii="Tahoma" w:hAnsi="Tahoma" w:cs="Tahoma"/>
+          <w:szCs w:val="21"/>
+        </w:rPr>
+        <w:t>在领域知识库问答中的适用场景与局限</w:t>
+      </w:r>
+      <w:r>
+        <w:rPr>
+          <w:rFonts w:ascii="Tahoma" w:hAnsi="Tahoma" w:cs="Tahoma"/>
+          <w:szCs w:val="21"/>
+        </w:rPr>
+        <w:t>——</w:t>
+      </w:r>
+      <w:r>
+        <w:rPr>
+          <w:rFonts w:ascii="Tahoma" w:hAnsi="Tahoma" w:cs="Tahoma"/>
+          <w:szCs w:val="21"/>
+        </w:rPr>
+        <w:t>本项目的数据源是结构化</w:t>
+      </w:r>
+      <w:r>
+        <w:rPr>
+          <w:rFonts w:ascii="Tahoma" w:hAnsi="Tahoma" w:cs="Tahoma"/>
+          <w:szCs w:val="21"/>
+        </w:rPr>
+        <w:t xml:space="preserve"> benchmark </w:t>
+      </w:r>
+      <w:r>
+        <w:rPr>
+          <w:rFonts w:ascii="Tahoma" w:hAnsi="Tahoma" w:cs="Tahoma"/>
+          <w:szCs w:val="21"/>
+        </w:rPr>
+        <w:t>数据库，</w:t>
+      </w:r>
+      <w:r>
+        <w:rPr>
+          <w:rFonts w:ascii="Tahoma" w:hAnsi="Tahoma" w:cs="Tahoma"/>
+          <w:szCs w:val="21"/>
+        </w:rPr>
+        <w:t xml:space="preserve">SQL </w:t>
+      </w:r>
+      <w:r>
+        <w:rPr>
+          <w:rFonts w:ascii="Tahoma" w:hAnsi="Tahoma" w:cs="Tahoma"/>
+          <w:szCs w:val="21"/>
+        </w:rPr>
+        <w:t>查询在准确性与可验证性上优于向量检索，因此未引入。</w:t>
+      </w:r>
+    </w:p>
+    <w:p>
+      <w:pPr>
+        <w:rPr>
+          <w:rFonts w:ascii="Tahoma" w:hAnsi="Tahoma" w:cs="Tahoma"/>
+          <w:szCs w:val="21"/>
+        </w:rPr>
+      </w:pPr>
+      <w:r>
+        <w:rPr>
+          <w:rFonts w:ascii="Tahoma" w:hAnsi="Tahoma" w:cs="Tahoma"/>
+          <w:b/>
+          <w:bCs/>
+          <w:szCs w:val="21"/>
+        </w:rPr>
+        <w:t>后端与系统设计基础</w:t>
+      </w:r>
+      <w:r>
+        <w:rPr>
+          <w:rFonts w:ascii="Tahoma" w:hAnsi="Tahoma" w:cs="Tahoma"/>
+          <w:szCs w:val="21"/>
+        </w:rPr>
+        <w:t>：</w:t>
+      </w:r>
+      <w:r>
+        <w:rPr>
+          <w:rFonts w:ascii="Tahoma" w:hAnsi="Tahoma" w:cs="Tahoma"/>
+          <w:szCs w:val="21"/>
+        </w:rPr>
+        <w:t xml:space="preserve"> </w:t>
+      </w:r>
+      <w:r>
+        <w:rPr>
+          <w:rFonts w:ascii="Tahoma" w:hAnsi="Tahoma" w:cs="Tahoma"/>
+          <w:szCs w:val="21"/>
+        </w:rPr>
+        <w:t>了解</w:t>
+      </w:r>
+      <w:r>
+        <w:rPr>
+          <w:rFonts w:ascii="Tahoma" w:hAnsi="Tahoma" w:cs="Tahoma"/>
+          <w:szCs w:val="21"/>
+        </w:rPr>
+        <w:t xml:space="preserve"> FastAPI</w:t>
+      </w:r>
+      <w:r>
+        <w:rPr>
+          <w:rFonts w:ascii="Tahoma" w:hAnsi="Tahoma" w:cs="Tahoma"/>
+          <w:szCs w:val="21"/>
+        </w:rPr>
+        <w:t>、</w:t>
+      </w:r>
+      <w:r>
+        <w:rPr>
+          <w:rFonts w:ascii="Tahoma" w:hAnsi="Tahoma" w:cs="Tahoma"/>
+          <w:szCs w:val="21"/>
+        </w:rPr>
+        <w:t>REST API</w:t>
+      </w:r>
+      <w:r>
+        <w:rPr>
+          <w:rFonts w:ascii="Tahoma" w:hAnsi="Tahoma" w:cs="Tahoma"/>
+          <w:szCs w:val="21"/>
+        </w:rPr>
+        <w:t>、</w:t>
+      </w:r>
+      <w:r>
+        <w:rPr>
+          <w:rFonts w:ascii="Tahoma" w:hAnsi="Tahoma" w:cs="Tahoma"/>
+          <w:szCs w:val="21"/>
+        </w:rPr>
+        <w:t>HTTP</w:t>
+      </w:r>
+      <w:r>
+        <w:rPr>
+          <w:rFonts w:ascii="Tahoma" w:hAnsi="Tahoma" w:cs="Tahoma"/>
+          <w:szCs w:val="21"/>
+        </w:rPr>
+        <w:t>、客户端与服务端交互、参数校验、异常处理、日志追踪、</w:t>
+      </w:r>
+      <w:r>
+        <w:rPr>
+          <w:rFonts w:ascii="Tahoma" w:hAnsi="Tahoma" w:cs="Tahoma"/>
+          <w:szCs w:val="21"/>
+        </w:rPr>
+        <w:t>TraceID</w:t>
+      </w:r>
+      <w:r>
+        <w:rPr>
+          <w:rFonts w:ascii="Tahoma" w:hAnsi="Tahoma" w:cs="Tahoma"/>
+          <w:szCs w:val="21"/>
+        </w:rPr>
+        <w:t>、任务调度、限流、幂等性和可观测性等后端工程概念。</w:t>
+      </w:r>
+    </w:p>
+    <w:p>
+      <w:pPr>
+        <w:rPr>
+          <w:rFonts w:ascii="Tahoma" w:hAnsi="Tahoma" w:cs="Tahoma"/>
+          <w:szCs w:val="21"/>
+        </w:rPr>
+      </w:pPr>
+      <w:r>
+        <w:rPr>
+          <w:rFonts w:ascii="Tahoma" w:hAnsi="Tahoma" w:cs="Tahoma"/>
+          <w:b/>
+          <w:bCs/>
+          <w:szCs w:val="21"/>
+        </w:rPr>
+        <w:t>数据库与缓存</w:t>
+      </w:r>
+      <w:r>
+        <w:rPr>
+          <w:rFonts w:ascii="Tahoma" w:hAnsi="Tahoma" w:cs="Tahoma"/>
+          <w:szCs w:val="21"/>
+        </w:rPr>
+        <w:t>：</w:t>
+      </w:r>
+      <w:r>
+        <w:rPr>
+          <w:rFonts w:ascii="Tahoma" w:hAnsi="Tahoma" w:cs="Tahoma"/>
+          <w:szCs w:val="21"/>
+        </w:rPr>
+        <w:t xml:space="preserve"> </w:t>
+      </w:r>
+      <w:r>
+        <w:rPr>
+          <w:rFonts w:ascii="Tahoma" w:hAnsi="Tahoma" w:cs="Tahoma"/>
+          <w:szCs w:val="21"/>
+        </w:rPr>
+        <w:t>了解</w:t>
+      </w:r>
+      <w:r>
+        <w:rPr>
+          <w:rFonts w:ascii="Tahoma" w:hAnsi="Tahoma" w:cs="Tahoma"/>
+          <w:szCs w:val="21"/>
+        </w:rPr>
+        <w:t xml:space="preserve"> MySQL / SQLite </w:t>
+      </w:r>
+      <w:r>
+        <w:rPr>
+          <w:rFonts w:ascii="Tahoma" w:hAnsi="Tahoma" w:cs="Tahoma"/>
+          <w:szCs w:val="21"/>
+        </w:rPr>
+        <w:t>使用及索引、事务、锁、查询优化等概念（本项目中实际设计了</w:t>
+      </w:r>
+      <w:r>
+        <w:rPr>
+          <w:rFonts w:ascii="Tahoma" w:hAnsi="Tahoma" w:cs="Tahoma"/>
+          <w:szCs w:val="21"/>
+        </w:rPr>
+        <w:t xml:space="preserve"> benchmark </w:t>
+      </w:r>
+      <w:r>
+        <w:rPr>
+          <w:rFonts w:ascii="Tahoma" w:hAnsi="Tahoma" w:cs="Tahoma"/>
+          <w:szCs w:val="21"/>
+        </w:rPr>
+        <w:t>表结构与查询索引）；了解</w:t>
+      </w:r>
+      <w:r>
+        <w:rPr>
+          <w:rFonts w:ascii="Tahoma" w:hAnsi="Tahoma" w:cs="Tahoma"/>
+          <w:szCs w:val="21"/>
+        </w:rPr>
+        <w:t xml:space="preserve"> Redis </w:t>
+      </w:r>
+      <w:r>
+        <w:rPr>
+          <w:rFonts w:ascii="Tahoma" w:hAnsi="Tahoma" w:cs="Tahoma"/>
+          <w:szCs w:val="21"/>
+        </w:rPr>
+        <w:t>常用缓存场景与</w:t>
+      </w:r>
+      <w:r>
+        <w:rPr>
+          <w:rFonts w:ascii="Tahoma" w:hAnsi="Tahoma" w:cs="Tahoma"/>
+          <w:szCs w:val="21"/>
+        </w:rPr>
+        <w:t xml:space="preserve"> TTL</w:t>
+      </w:r>
+      <w:r>
+        <w:rPr>
+          <w:rFonts w:ascii="Tahoma" w:hAnsi="Tahoma" w:cs="Tahoma"/>
+          <w:szCs w:val="21"/>
+        </w:rPr>
+        <w:t>、缓存穿透</w:t>
+      </w:r>
+      <w:r>
+        <w:rPr>
+          <w:rFonts w:ascii="Tahoma" w:hAnsi="Tahoma" w:cs="Tahoma"/>
+          <w:szCs w:val="21"/>
+        </w:rPr>
+        <w:t xml:space="preserve"> / </w:t>
+      </w:r>
+      <w:r>
+        <w:rPr>
+          <w:rFonts w:ascii="Tahoma" w:hAnsi="Tahoma" w:cs="Tahoma"/>
+          <w:szCs w:val="21"/>
+        </w:rPr>
+        <w:t>击穿、一致性等问题。</w:t>
+      </w:r>
+    </w:p>
+    <w:p>
+      <w:pPr>
+        <w:rPr>
+          <w:rFonts w:ascii="Tahoma" w:hAnsi="Tahoma" w:cs="Tahoma"/>
+          <w:szCs w:val="21"/>
+        </w:rPr>
+      </w:pPr>
+      <w:r>
+        <w:rPr>
+          <w:rFonts w:ascii="Tahoma" w:hAnsi="Tahoma" w:cs="Tahoma"/>
+          <w:b/>
+          <w:bCs/>
+          <w:szCs w:val="21"/>
+        </w:rPr>
+        <w:t>机器学习与数据分析</w:t>
+      </w:r>
+      <w:r>
+        <w:rPr>
+          <w:rFonts w:ascii="Tahoma" w:hAnsi="Tahoma" w:cs="Tahoma"/>
+          <w:szCs w:val="21"/>
+        </w:rPr>
+        <w:t>：</w:t>
+      </w:r>
+      <w:r>
+        <w:rPr>
+          <w:rFonts w:ascii="Tahoma" w:hAnsi="Tahoma" w:cs="Tahoma"/>
+          <w:szCs w:val="21"/>
+        </w:rPr>
+        <w:t xml:space="preserve"> </w:t>
+      </w:r>
+      <w:r>
+        <w:rPr>
+          <w:rFonts w:ascii="Tahoma" w:hAnsi="Tahoma" w:cs="Tahoma"/>
+          <w:szCs w:val="21"/>
+        </w:rPr>
+        <w:t>熟悉</w:t>
+      </w:r>
+      <w:r>
+        <w:rPr>
+          <w:rFonts w:ascii="Tahoma" w:hAnsi="Tahoma" w:cs="Tahoma"/>
+          <w:szCs w:val="21"/>
+        </w:rPr>
+        <w:t xml:space="preserve"> PyTorch</w:t>
+      </w:r>
+      <w:r>
+        <w:rPr>
+          <w:rFonts w:ascii="Tahoma" w:hAnsi="Tahoma" w:cs="Tahoma"/>
+          <w:szCs w:val="21"/>
+        </w:rPr>
+        <w:t>，具备深度学习和多智能体强化学习算法实现与实验评估经验；熟悉</w:t>
+      </w:r>
+      <w:r>
+        <w:rPr>
+          <w:rFonts w:ascii="Tahoma" w:hAnsi="Tahoma" w:cs="Tahoma"/>
+          <w:szCs w:val="21"/>
+        </w:rPr>
+        <w:t xml:space="preserve"> Pandas</w:t>
+      </w:r>
+      <w:r>
+        <w:rPr>
+          <w:rFonts w:ascii="Tahoma" w:hAnsi="Tahoma" w:cs="Tahoma"/>
+          <w:szCs w:val="21"/>
+        </w:rPr>
+        <w:t>、</w:t>
+      </w:r>
+      <w:r>
+        <w:rPr>
+          <w:rFonts w:ascii="Tahoma" w:hAnsi="Tahoma" w:cs="Tahoma"/>
+          <w:szCs w:val="21"/>
+        </w:rPr>
+        <w:t>NumPy</w:t>
+      </w:r>
+      <w:r>
+        <w:rPr>
+          <w:rFonts w:ascii="Tahoma" w:hAnsi="Tahoma" w:cs="Tahoma"/>
+          <w:szCs w:val="21"/>
+        </w:rPr>
+        <w:t>、</w:t>
+      </w:r>
+      <w:r>
+        <w:rPr>
+          <w:rFonts w:ascii="Tahoma" w:hAnsi="Tahoma" w:cs="Tahoma"/>
+          <w:szCs w:val="21"/>
+        </w:rPr>
+        <w:t>Matplotlib</w:t>
+      </w:r>
+      <w:r>
+        <w:rPr>
+          <w:rFonts w:ascii="Tahoma" w:hAnsi="Tahoma" w:cs="Tahoma"/>
+          <w:szCs w:val="21"/>
+        </w:rPr>
+        <w:t>，可完成结构化数据处理、指标计算、实验日志分析和可视化。</w:t>
+      </w:r>
+    </w:p>
+    <w:p>
+      <w:pPr>
+        <w:rPr>
+          <w:rFonts w:ascii="Tahoma" w:hAnsi="Tahoma" w:cs="Tahoma"/>
+          <w:szCs w:val="21"/>
+        </w:rPr>
+      </w:pPr>
+      <w:r>
+        <w:rPr>
+          <w:rFonts w:ascii="Tahoma" w:hAnsi="Tahoma" w:cs="Tahoma"/>
+          <w:b/>
+          <w:bCs/>
+          <w:szCs w:val="21"/>
+        </w:rPr>
+        <w:t>工具与开发环境</w:t>
+      </w:r>
+      <w:r>
+        <w:rPr>
+          <w:rFonts w:ascii="Tahoma" w:hAnsi="Tahoma" w:cs="Tahoma"/>
+          <w:szCs w:val="21"/>
+        </w:rPr>
+        <w:t>：</w:t>
+      </w:r>
+      <w:r>
+        <w:rPr>
+          <w:rFonts w:ascii="Tahoma" w:hAnsi="Tahoma" w:cs="Tahoma"/>
+          <w:szCs w:val="21"/>
+        </w:rPr>
+        <w:t xml:space="preserve"> </w:t>
+      </w:r>
+      <w:r>
+        <w:rPr>
+          <w:rFonts w:ascii="Tahoma" w:hAnsi="Tahoma" w:cs="Tahoma"/>
+          <w:szCs w:val="21"/>
+        </w:rPr>
+        <w:t>熟悉</w:t>
+      </w:r>
+      <w:r>
+        <w:rPr>
+          <w:rFonts w:ascii="Tahoma" w:hAnsi="Tahoma" w:cs="Tahoma"/>
+          <w:szCs w:val="21"/>
+        </w:rPr>
+        <w:t xml:space="preserve"> Linux</w:t>
+      </w:r>
+      <w:r>
+        <w:rPr>
+          <w:rFonts w:ascii="Tahoma" w:hAnsi="Tahoma" w:cs="Tahoma"/>
+          <w:szCs w:val="21"/>
+        </w:rPr>
+        <w:t>、</w:t>
+      </w:r>
+      <w:r>
+        <w:rPr>
+          <w:rFonts w:ascii="Tahoma" w:hAnsi="Tahoma" w:cs="Tahoma"/>
+          <w:szCs w:val="21"/>
+        </w:rPr>
+        <w:t>Bash</w:t>
+      </w:r>
+      <w:r>
+        <w:rPr>
+          <w:rFonts w:ascii="Tahoma" w:hAnsi="Tahoma" w:cs="Tahoma"/>
+          <w:szCs w:val="21"/>
+        </w:rPr>
+        <w:t>、</w:t>
+      </w:r>
+      <w:r>
+        <w:rPr>
+          <w:rFonts w:ascii="Tahoma" w:hAnsi="Tahoma" w:cs="Tahoma"/>
+          <w:szCs w:val="21"/>
+        </w:rPr>
+        <w:t>Git</w:t>
+      </w:r>
+      <w:r>
+        <w:rPr>
+          <w:rFonts w:ascii="Tahoma" w:hAnsi="Tahoma" w:cs="Tahoma"/>
+          <w:szCs w:val="21"/>
+        </w:rPr>
+        <w:t>、</w:t>
+      </w:r>
+      <w:r>
+        <w:rPr>
+          <w:rFonts w:ascii="Tahoma" w:hAnsi="Tahoma" w:cs="Tahoma"/>
+          <w:szCs w:val="21"/>
+        </w:rPr>
+        <w:t>VS Code</w:t>
+      </w:r>
+      <w:r>
+        <w:rPr>
+          <w:rFonts w:ascii="Tahoma" w:hAnsi="Tahoma" w:cs="Tahoma"/>
+          <w:szCs w:val="21"/>
+        </w:rPr>
+        <w:t>、</w:t>
+      </w:r>
+      <w:r>
+        <w:rPr>
+          <w:rFonts w:ascii="Tahoma" w:hAnsi="Tahoma" w:cs="Tahoma"/>
+          <w:szCs w:val="21"/>
+        </w:rPr>
+        <w:t xml:space="preserve">Docker </w:t>
+      </w:r>
+      <w:r>
+        <w:rPr>
+          <w:rFonts w:ascii="Tahoma" w:hAnsi="Tahoma" w:cs="Tahoma"/>
+          <w:szCs w:val="21"/>
+        </w:rPr>
+        <w:t>基础操作；具备用自动化脚本管理实验、处理日志并构建可复现开发流程的经验。</w:t>
+      </w:r>
+    </w:p>
+    <w:p>
+      <w:pPr>
+        <w:rPr>
+          <w:rFonts w:ascii="Tahoma" w:hAnsi="Tahoma" w:cs="Tahoma"/>
+          <w:szCs w:val="21"/>
+        </w:rPr>
+      </w:pPr>
+      <w:r>
+        <w:rPr>
+          <w:rFonts w:ascii="Tahoma" w:hAnsi="Tahoma" w:cs="Tahoma"/>
+          <w:szCs w:val="21"/>
+        </w:rPr>
+        <w:pict w14:anchorId="7AC9BCB5">
           <v:rect id="_x0000_i1028" style="width:0;height:1.5pt" o:hralign="center" o:hrstd="t" o:hr="t" fillcolor="#a0a0a0" stroked="f"/>
         </w:pict>
       </w:r>
@@ -703,7 +4145,7 @@
           <w:sz w:val="24"/>
           <w:szCs w:val="24"/>
         </w:rPr>
-        <w:t>技术能力</w:t>
+        <w:t>论文发表</w:t>
       </w:r>
     </w:p>
     <w:p>
@@ -720,212 +4162,6 @@
           <w:bCs/>
           <w:szCs w:val="21"/>
         </w:rPr>
-        <w:t>编程语言与工程开发：</w:t>
-      </w:r>
-      <w:r>
-        <w:rPr>
-          <w:rFonts w:ascii="Tahoma" w:hAnsi="Tahoma" w:cs="Tahoma"/>
-          <w:szCs w:val="21"/>
-        </w:rPr>
-        <w:t xml:space="preserve"> 熟悉 Python、C/C++，掌握 SQL 基础，了解 JavaScript、HTML、CSS；可用 Python 完成 AI 应用原型、数据处理、日志解析、实验自动化与模型训练流程。</w:t>
-      </w:r>
-    </w:p>
-    <w:p>
-      <w:pPr>
-        <w:rPr>
-          <w:rFonts w:ascii="Tahoma" w:hAnsi="Tahoma" w:cs="Tahoma"/>
-          <w:szCs w:val="21"/>
-        </w:rPr>
-      </w:pPr>
-      <w:r>
-        <w:rPr>
-          <w:rFonts w:ascii="Tahoma" w:hAnsi="Tahoma" w:cs="Tahoma"/>
-          <w:b/>
-          <w:bCs/>
-          <w:szCs w:val="21"/>
-        </w:rPr>
-        <w:t xml:space="preserve">AI Agent 与 LLM 应用：</w:t>
-      </w:r>
-      <w:r>
-        <w:rPr>
-          <w:rFonts w:ascii="Tahoma" w:hAnsi="Tahoma" w:cs="Tahoma"/>
-          <w:szCs w:val="21"/>
-        </w:rPr>
-        <w:t xml:space="preserve"> 了解 LLM Agent 基本架构，包括 tool calling、任务分解、RAG 检索增强生成、prompt engineering、记忆管理、多轮对话状态管理和 Markdown 报告生成；具备将大模型能力与外部工具、数据库和自动化脚本结合、并对其做离线评测的项目开发经验。</w:t>
-      </w:r>
-    </w:p>
-    <w:p>
-      <w:pPr>
-        <w:rPr>
-          <w:rFonts w:ascii="Tahoma" w:hAnsi="Tahoma" w:cs="Tahoma"/>
-          <w:szCs w:val="21"/>
-        </w:rPr>
-      </w:pPr>
-      <w:r>
-        <w:rPr>
-          <w:rFonts w:ascii="Tahoma" w:hAnsi="Tahoma" w:cs="Tahoma"/>
-          <w:b/>
-          <w:bCs/>
-          <w:szCs w:val="21"/>
-        </w:rPr>
-        <w:t xml:space="preserve">RAG 与向量检索：</w:t>
-      </w:r>
-      <w:r>
-        <w:rPr>
-          <w:rFonts w:ascii="Tahoma" w:hAnsi="Tahoma" w:cs="Tahoma"/>
-          <w:szCs w:val="21"/>
-        </w:rPr>
-        <w:t xml:space="preserve"> 了解 Markdown 文档解析、文本切分、embedding 生成、FAISS / Chroma 向量索引、top-k 语义检索和上下文拼接流程；理解 RAG 在领域知识库问答中的适用场景与局限——本项目的数据源是结构化 benchmark 数据库，SQL 查询在准确性与可验证性上优于向量检索，因此未引入。</w:t>
-      </w:r>
-    </w:p>
-    <w:p>
-      <w:pPr>
-        <w:rPr>
-          <w:rFonts w:ascii="Tahoma" w:hAnsi="Tahoma" w:cs="Tahoma"/>
-          <w:szCs w:val="21"/>
-        </w:rPr>
-      </w:pPr>
-      <w:r>
-        <w:rPr>
-          <w:rFonts w:ascii="Tahoma" w:hAnsi="Tahoma" w:cs="Tahoma"/>
-          <w:b/>
-          <w:bCs/>
-          <w:szCs w:val="21"/>
-        </w:rPr>
-        <w:t>后端与系统设计基础</w:t>
-      </w:r>
-      <w:r>
-        <w:rPr>
-          <w:rFonts w:ascii="Tahoma" w:hAnsi="Tahoma" w:cs="Tahoma"/>
-          <w:szCs w:val="21"/>
-        </w:rPr>
-        <w:t xml:space="preserve">： 了解 FastAPI、REST API、HTTP、客户端与服务端交互、参数校验、异常处理、日志追踪、TraceID、任务调度、限流、幂等性和可观测性等后端工程概念。</w:t>
-      </w:r>
-    </w:p>
-    <w:p>
-      <w:pPr>
-        <w:rPr>
-          <w:rFonts w:ascii="Tahoma" w:hAnsi="Tahoma" w:cs="Tahoma"/>
-          <w:szCs w:val="21"/>
-        </w:rPr>
-      </w:pPr>
-      <w:r>
-        <w:rPr>
-          <w:rFonts w:ascii="Tahoma" w:hAnsi="Tahoma" w:cs="Tahoma"/>
-          <w:b/>
-          <w:bCs/>
-          <w:szCs w:val="21"/>
-        </w:rPr>
-        <w:t>数据库与缓存</w:t>
-      </w:r>
-      <w:r>
-        <w:rPr>
-          <w:rFonts w:ascii="Tahoma" w:hAnsi="Tahoma" w:cs="Tahoma"/>
-          <w:szCs w:val="21"/>
-        </w:rPr>
-        <w:t xml:space="preserve">： 了解 MySQL / SQLite 使用及索引、事务、锁、查询优化等概念（本项目中实际设计了 benchmark 表结构与查询索引）；了解 Redis 常用缓存场景与 TTL、缓存穿透 / 击穿、一致性等问题。</w:t>
-      </w:r>
-    </w:p>
-    <w:p>
-      <w:pPr>
-        <w:rPr>
-          <w:rFonts w:ascii="Tahoma" w:hAnsi="Tahoma" w:cs="Tahoma"/>
-          <w:szCs w:val="21"/>
-        </w:rPr>
-      </w:pPr>
-      <w:r>
-        <w:rPr>
-          <w:rFonts w:ascii="Tahoma" w:hAnsi="Tahoma" w:cs="Tahoma"/>
-          <w:b/>
-          <w:bCs/>
-          <w:szCs w:val="21"/>
-        </w:rPr>
-        <w:t>机器学习与数据分析</w:t>
-      </w:r>
-      <w:r>
-        <w:rPr>
-          <w:rFonts w:ascii="Tahoma" w:hAnsi="Tahoma" w:cs="Tahoma"/>
-          <w:szCs w:val="21"/>
-        </w:rPr>
-        <w:t xml:space="preserve">： 熟悉 PyTorch，具备深度学习和多智能体强化学习算法实现与实验评估经验；熟悉 Pandas、NumPy、Matplotlib，可完成结构化数据处理、指标计算、实验日志分析和可视化。</w:t>
-      </w:r>
-    </w:p>
-    <w:p>
-      <w:pPr>
-        <w:rPr>
-          <w:rFonts w:ascii="Tahoma" w:hAnsi="Tahoma" w:cs="Tahoma"/>
-          <w:szCs w:val="21"/>
-        </w:rPr>
-      </w:pPr>
-      <w:r>
-        <w:rPr>
-          <w:rFonts w:ascii="Tahoma" w:hAnsi="Tahoma" w:cs="Tahoma"/>
-          <w:b/>
-          <w:bCs/>
-          <w:szCs w:val="21"/>
-        </w:rPr>
-        <w:t>工具与开发环境</w:t>
-      </w:r>
-      <w:r>
-        <w:rPr>
-          <w:rFonts w:ascii="Tahoma" w:hAnsi="Tahoma" w:cs="Tahoma"/>
-          <w:szCs w:val="21"/>
-        </w:rPr>
-        <w:t xml:space="preserve">： 熟悉 Linux、Bash、Git、VS Code、Docker 基础操作；具备用自动化脚本管理实验、处理日志并构建可复现开发流程的经验。</w:t>
-      </w:r>
-    </w:p>
-    <w:p>
-      <w:pPr>
-        <w:rPr>
-          <w:rFonts w:ascii="Tahoma" w:hAnsi="Tahoma" w:cs="Tahoma"/>
-          <w:szCs w:val="21"/>
-        </w:rPr>
-      </w:pPr>
-      <w:r>
-        <w:rPr>
-          <w:rFonts w:ascii="Tahoma" w:hAnsi="Tahoma" w:cs="Tahoma"/>
-          <w:szCs w:val="21"/>
-        </w:rPr>
-        <w:pict w14:anchorId="7AC9BCB5">
-          <v:rect id="_x0000_i1029" style="width:0;height:1.5pt" o:hralign="center" o:hrstd="t" o:hr="t" fillcolor="#a0a0a0" stroked="f"/>
-        </w:pict>
-      </w:r>
-    </w:p>
-    <w:p>
-      <w:pPr>
-        <w:rPr>
-          <w:rFonts w:ascii="Tahoma" w:hAnsi="Tahoma" w:cs="Tahoma"/>
-          <w:b/>
-          <w:bCs/>
-          <w:sz w:val="24"/>
-          <w:szCs w:val="24"/>
-        </w:rPr>
-      </w:pPr>
-      <w:r>
-        <w:rPr>
-          <w:rFonts w:ascii="Tahoma" w:hAnsi="Tahoma" w:cs="Tahoma"/>
-          <w:b/>
-          <w:bCs/>
-          <w:sz w:val="24"/>
-          <w:szCs w:val="24"/>
-        </w:rPr>
-        <w:t>论文发表</w:t>
-      </w:r>
-    </w:p>
-    <w:p>
-      <w:pPr>
-        <w:rPr>
-          <w:rFonts w:ascii="Tahoma" w:hAnsi="Tahoma" w:cs="Tahoma"/>
-          <w:szCs w:val="21"/>
-        </w:rPr>
-      </w:pPr>
-      <w:r>
-        <w:rPr>
-          <w:rFonts w:ascii="Tahoma" w:hAnsi="Tahoma" w:cs="Tahoma"/>
-          <w:b/>
-          <w:bCs/>
-          <w:szCs w:val="21"/>
-        </w:rPr>
         <w:t>Li, Leyan.</w:t>
       </w:r>
       <w:r>
@@ -934,6 +4170,12 @@
           <w:szCs w:val="21"/>
         </w:rPr>
         <w:t xml:space="preserve"> Convolutional Neural Networks Based Medical Image Analysis.</w:t>
+      </w:r>
+      <w:r>
+        <w:rPr>
+          <w:rFonts w:ascii="Tahoma" w:hAnsi="Tahoma" w:cs="Tahoma"/>
+          <w:szCs w:val="21"/>
+        </w:rPr>
         <w:br/>
         <w:t>International Conference on Engineering Management, Information Technology and Intelligence, EMITI 2024.</w:t>
       </w:r>
@@ -2819,6 +6061,7 @@
   <w:style w:type="character" w:default="1" w:styleId="a0">
     <w:name w:val="Default Paragraph Font"/>
     <w:uiPriority w:val="1"/>
+    <w:semiHidden/>
     <w:unhideWhenUsed/>
   </w:style>
   <w:style w:type="table" w:default="1" w:styleId="a1">
